--- a/engine/phdc_study/PHDC_Valuation_Study_30-08-2026.docx
+++ b/engine/phdc_study/PHDC_Valuation_Study_30-08-2026.docx
@@ -113,7 +113,20 @@
           <w:color w:val="1A1D21"/>
           <w:sz w:val="23"/>
         </w:rPr>
-        <w:t>Palm Hills is worth between EGP 9.17 and EGP 38.74 a share on the company's own audited figures, and which end of that range is right depends almost entirely on one thing the company does not disclose.</w:t>
+        <w:t>Palm Hills is worth EGP 10.94 a share on a base case built from the company's own units and prices, in a range of EGP 4.60 to EGP 23.33. The shares trade at EGP 15.20.</w:t>
+      </w:r>
+    </w:p>
+    <w:p>
+      <w:pPr>
+        <w:pStyle w:val="ListBullet"/>
+        <w:spacing w:after="60"/>
+      </w:pPr>
+      <w:r>
+        <w:rPr>
+          <w:color w:val="1A1D21"/>
+          <w:sz w:val="20"/>
+        </w:rPr>
+        <w:t>The forecast is built from units and prices the company itself discloses: 5,633 units sold across three regions at EGP 15.70 to 25.09 million a unit, and separately 1,886 units delivered at EGP 21.29 million of revenue each, because units handed over were contracted years earlier at lower prices.</w:t>
       </w:r>
     </w:p>
     <w:p>
@@ -186,11 +199,16 @@
         <w:tblLayout w:type="fixed"/>
       </w:tblPr>
       <w:tblGrid>
-        <w:gridCol w:w="3211"/>
-        <w:gridCol w:w="3211"/>
-        <w:gridCol w:w="3211"/>
+        <w:gridCol w:w="1926"/>
+        <w:gridCol w:w="1926"/>
+        <w:gridCol w:w="1926"/>
+        <w:gridCol w:w="1926"/>
+        <w:gridCol w:w="1926"/>
       </w:tblGrid>
       <w:tr>
+        <w:trPr>
+          <w:tblHeader w:val="true"/>
+        </w:trPr>
         <w:tc>
           <w:tcPr>
             <w:tcW w:type="dxa" w:w="3175"/>
@@ -209,7 +227,7 @@
         </w:tc>
         <w:tc>
           <w:tcPr>
-            <w:tcW w:type="dxa" w:w="2041"/>
+            <w:tcW w:type="dxa" w:w="1474"/>
           </w:tcPr>
           <w:p>
             <w:r/>
@@ -219,13 +237,13 @@
                 <w:color w:val="5B6570"/>
                 <w:sz w:val="17"/>
               </w:rPr>
-              <w:t>Value per share (EGP)</w:t>
-            </w:r>
-          </w:p>
-        </w:tc>
-        <w:tc>
-          <w:tcPr>
-            <w:tcW w:type="dxa" w:w="3969"/>
+              <w:t>Bear</w:t>
+            </w:r>
+          </w:p>
+        </w:tc>
+        <w:tc>
+          <w:tcPr>
+            <w:tcW w:type="dxa" w:w="1474"/>
           </w:tcPr>
           <w:p>
             <w:r/>
@@ -235,7 +253,39 @@
                 <w:color w:val="5B6570"/>
                 <w:sz w:val="17"/>
               </w:rPr>
-              <w:t>What it rests on</w:t>
+              <w:t>Base</w:t>
+            </w:r>
+          </w:p>
+        </w:tc>
+        <w:tc>
+          <w:tcPr>
+            <w:tcW w:type="dxa" w:w="1474"/>
+          </w:tcPr>
+          <w:p>
+            <w:r/>
+            <w:r>
+              <w:rPr>
+                <w:b/>
+                <w:color w:val="5B6570"/>
+                <w:sz w:val="17"/>
+              </w:rPr>
+              <w:t>Full value</w:t>
+            </w:r>
+          </w:p>
+        </w:tc>
+        <w:tc>
+          <w:tcPr>
+            <w:tcW w:type="dxa" w:w="1134"/>
+          </w:tcPr>
+          <w:p>
+            <w:r/>
+            <w:r>
+              <w:rPr>
+                <w:b/>
+                <w:color w:val="5B6570"/>
+                <w:sz w:val="17"/>
+              </w:rPr>
+              <w:t>Weight</w:t>
             </w:r>
           </w:p>
         </w:tc>
@@ -252,40 +302,79 @@
                 <w:color w:val="1A1D21"/>
                 <w:sz w:val="17"/>
               </w:rPr>
-              <w:t>Cash-flow value, weak conversion</w:t>
-            </w:r>
-          </w:p>
-        </w:tc>
-        <w:tc>
-          <w:tcPr>
-            <w:tcW w:type="dxa" w:w="2041"/>
-          </w:tcPr>
-          <w:p>
-            <w:pPr>
-              <w:jc w:val="right"/>
-            </w:pPr>
-            <w:r/>
-            <w:r>
-              <w:rPr>
-                <w:color w:val="1A1D21"/>
-                <w:sz w:val="17"/>
-              </w:rPr>
-              <w:t>9.17</w:t>
-            </w:r>
-          </w:p>
-        </w:tc>
-        <w:tc>
-          <w:tcPr>
-            <w:tcW w:type="dxa" w:w="3969"/>
-          </w:tcPr>
-          <w:p>
-            <w:r/>
-            <w:r>
-              <w:rPr>
-                <w:color w:val="1A1D21"/>
-                <w:sz w:val="17"/>
-              </w:rPr>
-              <w:t>operating cash at 3.9% of revenue, the 2023 and 2025 outcome</w:t>
+              <w:t>Discounted cash flow</w:t>
+            </w:r>
+          </w:p>
+        </w:tc>
+        <w:tc>
+          <w:tcPr>
+            <w:tcW w:type="dxa" w:w="1474"/>
+          </w:tcPr>
+          <w:p>
+            <w:pPr>
+              <w:jc w:val="right"/>
+            </w:pPr>
+            <w:r/>
+            <w:r>
+              <w:rPr>
+                <w:color w:val="1A1D21"/>
+                <w:sz w:val="17"/>
+              </w:rPr>
+              <w:t>2.85</w:t>
+            </w:r>
+          </w:p>
+        </w:tc>
+        <w:tc>
+          <w:tcPr>
+            <w:tcW w:type="dxa" w:w="1474"/>
+          </w:tcPr>
+          <w:p>
+            <w:pPr>
+              <w:jc w:val="right"/>
+            </w:pPr>
+            <w:r/>
+            <w:r>
+              <w:rPr>
+                <w:color w:val="1A1D21"/>
+                <w:sz w:val="17"/>
+              </w:rPr>
+              <w:t>14.86</w:t>
+            </w:r>
+          </w:p>
+        </w:tc>
+        <w:tc>
+          <w:tcPr>
+            <w:tcW w:type="dxa" w:w="1474"/>
+          </w:tcPr>
+          <w:p>
+            <w:pPr>
+              <w:jc w:val="right"/>
+            </w:pPr>
+            <w:r/>
+            <w:r>
+              <w:rPr>
+                <w:color w:val="1A1D21"/>
+                <w:sz w:val="17"/>
+              </w:rPr>
+              <w:t>38.75</w:t>
+            </w:r>
+          </w:p>
+        </w:tc>
+        <w:tc>
+          <w:tcPr>
+            <w:tcW w:type="dxa" w:w="1134"/>
+          </w:tcPr>
+          <w:p>
+            <w:pPr>
+              <w:jc w:val="right"/>
+            </w:pPr>
+            <w:r/>
+            <w:r>
+              <w:rPr>
+                <w:color w:val="1A1D21"/>
+                <w:sz w:val="17"/>
+              </w:rPr>
+              <w:t>45%</w:t>
             </w:r>
           </w:p>
         </w:tc>
@@ -302,40 +391,79 @@
                 <w:color w:val="1A1D21"/>
                 <w:sz w:val="17"/>
               </w:rPr>
-              <w:t>Cash-flow value, average conversion</w:t>
-            </w:r>
-          </w:p>
-        </w:tc>
-        <w:tc>
-          <w:tcPr>
-            <w:tcW w:type="dxa" w:w="2041"/>
-          </w:tcPr>
-          <w:p>
-            <w:pPr>
-              <w:jc w:val="right"/>
-            </w:pPr>
-            <w:r/>
-            <w:r>
-              <w:rPr>
-                <w:color w:val="1A1D21"/>
-                <w:sz w:val="17"/>
-              </w:rPr>
-              <w:t>19.30</w:t>
-            </w:r>
-          </w:p>
-        </w:tc>
-        <w:tc>
-          <w:tcPr>
-            <w:tcW w:type="dxa" w:w="3969"/>
-          </w:tcPr>
-          <w:p>
-            <w:r/>
-            <w:r>
-              <w:rPr>
-                <w:color w:val="1A1D21"/>
-                <w:sz w:val="17"/>
-              </w:rPr>
-              <w:t>operating cash at 8.7%, the three-year mean</w:t>
+              <w:t>Book value of equity</w:t>
+            </w:r>
+          </w:p>
+        </w:tc>
+        <w:tc>
+          <w:tcPr>
+            <w:tcW w:type="dxa" w:w="1474"/>
+          </w:tcPr>
+          <w:p>
+            <w:pPr>
+              <w:jc w:val="right"/>
+            </w:pPr>
+            <w:r/>
+            <w:r>
+              <w:rPr>
+                <w:color w:val="1A1D21"/>
+                <w:sz w:val="17"/>
+              </w:rPr>
+              <w:t>5.91</w:t>
+            </w:r>
+          </w:p>
+        </w:tc>
+        <w:tc>
+          <w:tcPr>
+            <w:tcW w:type="dxa" w:w="1474"/>
+          </w:tcPr>
+          <w:p>
+            <w:pPr>
+              <w:jc w:val="right"/>
+            </w:pPr>
+            <w:r/>
+            <w:r>
+              <w:rPr>
+                <w:color w:val="1A1D21"/>
+                <w:sz w:val="17"/>
+              </w:rPr>
+              <w:t>6.56</w:t>
+            </w:r>
+          </w:p>
+        </w:tc>
+        <w:tc>
+          <w:tcPr>
+            <w:tcW w:type="dxa" w:w="1474"/>
+          </w:tcPr>
+          <w:p>
+            <w:pPr>
+              <w:jc w:val="right"/>
+            </w:pPr>
+            <w:r/>
+            <w:r>
+              <w:rPr>
+                <w:color w:val="1A1D21"/>
+                <w:sz w:val="17"/>
+              </w:rPr>
+              <w:t>8.53</w:t>
+            </w:r>
+          </w:p>
+        </w:tc>
+        <w:tc>
+          <w:tcPr>
+            <w:tcW w:type="dxa" w:w="1134"/>
+          </w:tcPr>
+          <w:p>
+            <w:pPr>
+              <w:jc w:val="right"/>
+            </w:pPr>
+            <w:r/>
+            <w:r>
+              <w:rPr>
+                <w:color w:val="1A1D21"/>
+                <w:sz w:val="17"/>
+              </w:rPr>
+              <w:t>15%</w:t>
             </w:r>
           </w:p>
         </w:tc>
@@ -352,40 +480,79 @@
                 <w:color w:val="1A1D21"/>
                 <w:sz w:val="17"/>
               </w:rPr>
-              <w:t>Cash-flow value, strong conversion</w:t>
-            </w:r>
-          </w:p>
-        </w:tc>
-        <w:tc>
-          <w:tcPr>
-            <w:tcW w:type="dxa" w:w="2041"/>
-          </w:tcPr>
-          <w:p>
-            <w:pPr>
-              <w:jc w:val="right"/>
-            </w:pPr>
-            <w:r/>
-            <w:r>
-              <w:rPr>
-                <w:color w:val="1A1D21"/>
-                <w:sz w:val="17"/>
-              </w:rPr>
-              <w:t>38.74</w:t>
-            </w:r>
-          </w:p>
-        </w:tc>
-        <w:tc>
-          <w:tcPr>
-            <w:tcW w:type="dxa" w:w="3969"/>
-          </w:tcPr>
-          <w:p>
-            <w:r/>
-            <w:r>
-              <w:rPr>
-                <w:color w:val="1A1D21"/>
-                <w:sz w:val="17"/>
-              </w:rPr>
-              <w:t>operating cash at 17.9%, the 2024 outcome</w:t>
+              <w:t>Earnings multiple on own history</w:t>
+            </w:r>
+          </w:p>
+        </w:tc>
+        <w:tc>
+          <w:tcPr>
+            <w:tcW w:type="dxa" w:w="1474"/>
+          </w:tcPr>
+          <w:p>
+            <w:pPr>
+              <w:jc w:val="right"/>
+            </w:pPr>
+            <w:r/>
+            <w:r>
+              <w:rPr>
+                <w:color w:val="1A1D21"/>
+                <w:sz w:val="17"/>
+              </w:rPr>
+              <w:t>7.45</w:t>
+            </w:r>
+          </w:p>
+        </w:tc>
+        <w:tc>
+          <w:tcPr>
+            <w:tcW w:type="dxa" w:w="1474"/>
+          </w:tcPr>
+          <w:p>
+            <w:pPr>
+              <w:jc w:val="right"/>
+            </w:pPr>
+            <w:r/>
+            <w:r>
+              <w:rPr>
+                <w:color w:val="1A1D21"/>
+                <w:sz w:val="17"/>
+              </w:rPr>
+              <w:t>11.17</w:t>
+            </w:r>
+          </w:p>
+        </w:tc>
+        <w:tc>
+          <w:tcPr>
+            <w:tcW w:type="dxa" w:w="1474"/>
+          </w:tcPr>
+          <w:p>
+            <w:pPr>
+              <w:jc w:val="right"/>
+            </w:pPr>
+            <w:r/>
+            <w:r>
+              <w:rPr>
+                <w:color w:val="1A1D21"/>
+                <w:sz w:val="17"/>
+              </w:rPr>
+              <w:t>17.37</w:t>
+            </w:r>
+          </w:p>
+        </w:tc>
+        <w:tc>
+          <w:tcPr>
+            <w:tcW w:type="dxa" w:w="1134"/>
+          </w:tcPr>
+          <w:p>
+            <w:pPr>
+              <w:jc w:val="right"/>
+            </w:pPr>
+            <w:r/>
+            <w:r>
+              <w:rPr>
+                <w:color w:val="1A1D21"/>
+                <w:sz w:val="17"/>
+              </w:rPr>
+              <w:t>20%</w:t>
             </w:r>
           </w:p>
         </w:tc>
@@ -402,40 +569,79 @@
                 <w:color w:val="1A1D21"/>
                 <w:sz w:val="17"/>
               </w:rPr>
-              <w:t>Same, on the alternative country-risk basis</w:t>
-            </w:r>
-          </w:p>
-        </w:tc>
-        <w:tc>
-          <w:tcPr>
-            <w:tcW w:type="dxa" w:w="2041"/>
-          </w:tcPr>
-          <w:p>
-            <w:pPr>
-              <w:jc w:val="right"/>
-            </w:pPr>
-            <w:r/>
-            <w:r>
-              <w:rPr>
-                <w:color w:val="1A1D21"/>
-                <w:sz w:val="17"/>
-              </w:rPr>
-              <w:t>21.44</w:t>
-            </w:r>
-          </w:p>
-        </w:tc>
-        <w:tc>
-          <w:tcPr>
-            <w:tcW w:type="dxa" w:w="3969"/>
-          </w:tcPr>
-          <w:p>
-            <w:r/>
-            <w:r>
-              <w:rPr>
-                <w:color w:val="1A1D21"/>
-                <w:sz w:val="17"/>
-              </w:rPr>
-              <w:t>identical model at a 25.24% discount rate</w:t>
+              <w:t>Normalised earnings power</w:t>
+            </w:r>
+          </w:p>
+        </w:tc>
+        <w:tc>
+          <w:tcPr>
+            <w:tcW w:type="dxa" w:w="1474"/>
+          </w:tcPr>
+          <w:p>
+            <w:pPr>
+              <w:jc w:val="right"/>
+            </w:pPr>
+            <w:r/>
+            <w:r>
+              <w:rPr>
+                <w:color w:val="1A1D21"/>
+                <w:sz w:val="17"/>
+              </w:rPr>
+              <w:t>4.72</w:t>
+            </w:r>
+          </w:p>
+        </w:tc>
+        <w:tc>
+          <w:tcPr>
+            <w:tcW w:type="dxa" w:w="1474"/>
+          </w:tcPr>
+          <w:p>
+            <w:pPr>
+              <w:jc w:val="right"/>
+            </w:pPr>
+            <w:r/>
+            <w:r>
+              <w:rPr>
+                <w:color w:val="1A1D21"/>
+                <w:sz w:val="17"/>
+              </w:rPr>
+              <w:t>5.17</w:t>
+            </w:r>
+          </w:p>
+        </w:tc>
+        <w:tc>
+          <w:tcPr>
+            <w:tcW w:type="dxa" w:w="1474"/>
+          </w:tcPr>
+          <w:p>
+            <w:pPr>
+              <w:jc w:val="right"/>
+            </w:pPr>
+            <w:r/>
+            <w:r>
+              <w:rPr>
+                <w:color w:val="1A1D21"/>
+                <w:sz w:val="17"/>
+              </w:rPr>
+              <w:t>5.72</w:t>
+            </w:r>
+          </w:p>
+        </w:tc>
+        <w:tc>
+          <w:tcPr>
+            <w:tcW w:type="dxa" w:w="1134"/>
+          </w:tcPr>
+          <w:p>
+            <w:pPr>
+              <w:jc w:val="right"/>
+            </w:pPr>
+            <w:r/>
+            <w:r>
+              <w:rPr>
+                <w:color w:val="1A1D21"/>
+                <w:sz w:val="17"/>
+              </w:rPr>
+              <w:t>20%</w:t>
             </w:r>
           </w:p>
         </w:tc>
@@ -452,40 +658,79 @@
                 <w:color w:val="1A1D21"/>
                 <w:sz w:val="17"/>
               </w:rPr>
-              <w:t>Book value of equity</w:t>
-            </w:r>
-          </w:p>
-        </w:tc>
-        <w:tc>
-          <w:tcPr>
-            <w:tcW w:type="dxa" w:w="2041"/>
-          </w:tcPr>
-          <w:p>
-            <w:pPr>
-              <w:jc w:val="right"/>
-            </w:pPr>
-            <w:r/>
-            <w:r>
-              <w:rPr>
-                <w:color w:val="1A1D21"/>
-                <w:sz w:val="17"/>
-              </w:rPr>
-              <w:t>6.56</w:t>
-            </w:r>
-          </w:p>
-        </w:tc>
-        <w:tc>
-          <w:tcPr>
-            <w:tcW w:type="dxa" w:w="3969"/>
-          </w:tcPr>
-          <w:p>
-            <w:r/>
-            <w:r>
-              <w:rPr>
-                <w:color w:val="1A1D21"/>
-                <w:sz w:val="17"/>
-              </w:rPr>
-              <w:t>audited shareholders' funds at 31 December 2025</w:t>
+              <w:t>Weighted central</w:t>
+            </w:r>
+          </w:p>
+        </w:tc>
+        <w:tc>
+          <w:tcPr>
+            <w:tcW w:type="dxa" w:w="1474"/>
+          </w:tcPr>
+          <w:p>
+            <w:pPr>
+              <w:jc w:val="right"/>
+            </w:pPr>
+            <w:r/>
+            <w:r>
+              <w:rPr>
+                <w:color w:val="1A1D21"/>
+                <w:sz w:val="17"/>
+              </w:rPr>
+              <w:t>4.60</w:t>
+            </w:r>
+          </w:p>
+        </w:tc>
+        <w:tc>
+          <w:tcPr>
+            <w:tcW w:type="dxa" w:w="1474"/>
+          </w:tcPr>
+          <w:p>
+            <w:pPr>
+              <w:jc w:val="right"/>
+            </w:pPr>
+            <w:r/>
+            <w:r>
+              <w:rPr>
+                <w:color w:val="1A1D21"/>
+                <w:sz w:val="17"/>
+              </w:rPr>
+              <w:t>10.94</w:t>
+            </w:r>
+          </w:p>
+        </w:tc>
+        <w:tc>
+          <w:tcPr>
+            <w:tcW w:type="dxa" w:w="1474"/>
+          </w:tcPr>
+          <w:p>
+            <w:pPr>
+              <w:jc w:val="right"/>
+            </w:pPr>
+            <w:r/>
+            <w:r>
+              <w:rPr>
+                <w:color w:val="1A1D21"/>
+                <w:sz w:val="17"/>
+              </w:rPr>
+              <w:t>23.33</w:t>
+            </w:r>
+          </w:p>
+        </w:tc>
+        <w:tc>
+          <w:tcPr>
+            <w:tcW w:type="dxa" w:w="1134"/>
+          </w:tcPr>
+          <w:p>
+            <w:pPr>
+              <w:jc w:val="right"/>
+            </w:pPr>
+            <w:r/>
+            <w:r>
+              <w:rPr>
+                <w:color w:val="1A1D21"/>
+                <w:sz w:val="17"/>
+              </w:rPr>
+              <w:t>100%</w:t>
             </w:r>
           </w:p>
         </w:tc>
@@ -502,13 +747,27 @@
                 <w:color w:val="1A1D21"/>
                 <w:sz w:val="17"/>
               </w:rPr>
-              <w:t>Market price</w:t>
-            </w:r>
-          </w:p>
-        </w:tc>
-        <w:tc>
-          <w:tcPr>
-            <w:tcW w:type="dxa" w:w="2041"/>
+              <w:t>Market price, 23 Aug 2026</w:t>
+            </w:r>
+          </w:p>
+        </w:tc>
+        <w:tc>
+          <w:tcPr>
+            <w:tcW w:type="dxa" w:w="1474"/>
+          </w:tcPr>
+          <w:p>
+            <w:r/>
+            <w:r>
+              <w:rPr>
+                <w:color w:val="1A1D21"/>
+                <w:sz w:val="17"/>
+              </w:rPr>
+            </w:r>
+          </w:p>
+        </w:tc>
+        <w:tc>
+          <w:tcPr>
+            <w:tcW w:type="dxa" w:w="1474"/>
           </w:tcPr>
           <w:p>
             <w:pPr>
@@ -526,16 +785,29 @@
         </w:tc>
         <w:tc>
           <w:tcPr>
-            <w:tcW w:type="dxa" w:w="3969"/>
-          </w:tcPr>
-          <w:p>
-            <w:r/>
-            <w:r>
-              <w:rPr>
-                <w:color w:val="1A1D21"/>
-                <w:sz w:val="17"/>
-              </w:rPr>
-              <w:t>closing price, 23 August 2026</w:t>
+            <w:tcW w:type="dxa" w:w="1474"/>
+          </w:tcPr>
+          <w:p>
+            <w:r/>
+            <w:r>
+              <w:rPr>
+                <w:color w:val="1A1D21"/>
+                <w:sz w:val="17"/>
+              </w:rPr>
+            </w:r>
+          </w:p>
+        </w:tc>
+        <w:tc>
+          <w:tcPr>
+            <w:tcW w:type="dxa" w:w="1134"/>
+          </w:tcPr>
+          <w:p>
+            <w:r/>
+            <w:r>
+              <w:rPr>
+                <w:color w:val="1A1D21"/>
+                <w:sz w:val="17"/>
+              </w:rPr>
             </w:r>
           </w:p>
         </w:tc>
@@ -552,37 +824,69 @@
                 <w:color w:val="1A1D21"/>
                 <w:sz w:val="17"/>
               </w:rPr>
-              <w:t>Previous edition, for reference</w:t>
-            </w:r>
-          </w:p>
-        </w:tc>
-        <w:tc>
-          <w:tcPr>
-            <w:tcW w:type="dxa" w:w="2041"/>
-          </w:tcPr>
-          <w:p>
-            <w:r/>
-            <w:r>
-              <w:rPr>
-                <w:color w:val="1A1D21"/>
-                <w:sz w:val="17"/>
-              </w:rPr>
-              <w:t>7.62 – 24.92</w:t>
-            </w:r>
-          </w:p>
-        </w:tc>
-        <w:tc>
-          <w:tcPr>
-            <w:tcW w:type="dxa" w:w="3969"/>
-          </w:tcPr>
-          <w:p>
-            <w:r/>
-            <w:r>
-              <w:rPr>
-                <w:color w:val="1A1D21"/>
-                <w:sz w:val="17"/>
-              </w:rPr>
-              <w:t>edition of 11 June 2026, discounted at 18%</w:t>
+              <w:t>vs the weighted central</w:t>
+            </w:r>
+          </w:p>
+        </w:tc>
+        <w:tc>
+          <w:tcPr>
+            <w:tcW w:type="dxa" w:w="1474"/>
+          </w:tcPr>
+          <w:p>
+            <w:r/>
+            <w:r>
+              <w:rPr>
+                <w:color w:val="1A1D21"/>
+                <w:sz w:val="17"/>
+              </w:rPr>
+              <w:t>+230%</w:t>
+            </w:r>
+          </w:p>
+        </w:tc>
+        <w:tc>
+          <w:tcPr>
+            <w:tcW w:type="dxa" w:w="1474"/>
+          </w:tcPr>
+          <w:p>
+            <w:r/>
+            <w:r>
+              <w:rPr>
+                <w:color w:val="1A1D21"/>
+                <w:sz w:val="17"/>
+              </w:rPr>
+              <w:t>+39%</w:t>
+            </w:r>
+          </w:p>
+        </w:tc>
+        <w:tc>
+          <w:tcPr>
+            <w:tcW w:type="dxa" w:w="1474"/>
+          </w:tcPr>
+          <w:p>
+            <w:pPr>
+              <w:jc w:val="right"/>
+            </w:pPr>
+            <w:r/>
+            <w:r>
+              <w:rPr>
+                <w:color w:val="1A1D21"/>
+                <w:sz w:val="17"/>
+              </w:rPr>
+              <w:t>-35%</w:t>
+            </w:r>
+          </w:p>
+        </w:tc>
+        <w:tc>
+          <w:tcPr>
+            <w:tcW w:type="dxa" w:w="1134"/>
+          </w:tcPr>
+          <w:p>
+            <w:r/>
+            <w:r>
+              <w:rPr>
+                <w:color w:val="1A1D21"/>
+                <w:sz w:val="17"/>
+              </w:rPr>
             </w:r>
           </w:p>
         </w:tc>
@@ -599,7 +903,7 @@
           <w:color w:val="5B6570"/>
           <w:sz w:val="16"/>
         </w:rPr>
-        <w:t>Every figure recomputes from the audited 2025 statements and the cost of capital in section 1.8. No single number is put forward as the fair value; section 1.7 explains why.</w:t>
+        <w:t>EGP per share. Weights are stated in advance and are the same across the three columns. The discounted cash flow carries the most weight because it is the only lens built from the company's own units and prices; book value carries the least because it is a floor, not a value.</w:t>
       </w:r>
     </w:p>
     <w:p>
@@ -707,6 +1011,9 @@
         <w:gridCol w:w="3211"/>
       </w:tblGrid>
       <w:tr>
+        <w:trPr>
+          <w:tblHeader w:val="true"/>
+        </w:trPr>
         <w:tc>
           <w:tcPr>
             <w:tcW w:type="dxa" w:w="4195"/>
@@ -1245,18 +1552,20 @@
         <w:tblLayout w:type="fixed"/>
       </w:tblPr>
       <w:tblGrid>
-        <w:gridCol w:w="1376"/>
-        <w:gridCol w:w="1376"/>
-        <w:gridCol w:w="1376"/>
-        <w:gridCol w:w="1376"/>
-        <w:gridCol w:w="1376"/>
-        <w:gridCol w:w="1376"/>
-        <w:gridCol w:w="1376"/>
+        <w:gridCol w:w="1605"/>
+        <w:gridCol w:w="1605"/>
+        <w:gridCol w:w="1605"/>
+        <w:gridCol w:w="1605"/>
+        <w:gridCol w:w="1605"/>
+        <w:gridCol w:w="1605"/>
       </w:tblGrid>
       <w:tr>
-        <w:tc>
-          <w:tcPr>
-            <w:tcW w:type="dxa" w:w="1077"/>
+        <w:trPr>
+          <w:tblHeader w:val="true"/>
+        </w:trPr>
+        <w:tc>
+          <w:tcPr>
+            <w:tcW w:type="dxa" w:w="2835"/>
           </w:tcPr>
           <w:p>
             <w:r/>
@@ -1266,13 +1575,13 @@
                 <w:color w:val="5B6570"/>
                 <w:sz w:val="17"/>
               </w:rPr>
-              <w:t>Year</w:t>
-            </w:r>
-          </w:p>
-        </w:tc>
-        <w:tc>
-          <w:tcPr>
-            <w:tcW w:type="dxa" w:w="1417"/>
+              <w:t>EGP mn unless stated</w:t>
+            </w:r>
+          </w:p>
+        </w:tc>
+        <w:tc>
+          <w:tcPr>
+            <w:tcW w:type="dxa" w:w="1304"/>
           </w:tcPr>
           <w:p>
             <w:r/>
@@ -1282,13 +1591,13 @@
                 <w:color w:val="5B6570"/>
                 <w:sz w:val="17"/>
               </w:rPr>
-              <w:t>Revenue</w:t>
-            </w:r>
-          </w:p>
-        </w:tc>
-        <w:tc>
-          <w:tcPr>
-            <w:tcW w:type="dxa" w:w="1417"/>
+              <w:t>2026</w:t>
+            </w:r>
+          </w:p>
+        </w:tc>
+        <w:tc>
+          <w:tcPr>
+            <w:tcW w:type="dxa" w:w="1304"/>
           </w:tcPr>
           <w:p>
             <w:r/>
@@ -1298,13 +1607,13 @@
                 <w:color w:val="5B6570"/>
                 <w:sz w:val="17"/>
               </w:rPr>
-              <w:t>Gross profit</w:t>
-            </w:r>
-          </w:p>
-        </w:tc>
-        <w:tc>
-          <w:tcPr>
-            <w:tcW w:type="dxa" w:w="1020"/>
+              <w:t>2027</w:t>
+            </w:r>
+          </w:p>
+        </w:tc>
+        <w:tc>
+          <w:tcPr>
+            <w:tcW w:type="dxa" w:w="1304"/>
           </w:tcPr>
           <w:p>
             <w:r/>
@@ -1314,13 +1623,13 @@
                 <w:color w:val="5B6570"/>
                 <w:sz w:val="17"/>
               </w:rPr>
-              <w:t>Margin</w:t>
-            </w:r>
-          </w:p>
-        </w:tc>
-        <w:tc>
-          <w:tcPr>
-            <w:tcW w:type="dxa" w:w="1474"/>
+              <w:t>2028</w:t>
+            </w:r>
+          </w:p>
+        </w:tc>
+        <w:tc>
+          <w:tcPr>
+            <w:tcW w:type="dxa" w:w="1304"/>
           </w:tcPr>
           <w:p>
             <w:r/>
@@ -1330,13 +1639,13 @@
                 <w:color w:val="5B6570"/>
                 <w:sz w:val="17"/>
               </w:rPr>
-              <w:t>Pre-tax profit</w:t>
-            </w:r>
-          </w:p>
-        </w:tc>
-        <w:tc>
-          <w:tcPr>
-            <w:tcW w:type="dxa" w:w="1417"/>
+              <w:t>2029</w:t>
+            </w:r>
+          </w:p>
+        </w:tc>
+        <w:tc>
+          <w:tcPr>
+            <w:tcW w:type="dxa" w:w="1304"/>
           </w:tcPr>
           <w:p>
             <w:r/>
@@ -1346,23 +1655,7 @@
                 <w:color w:val="5B6570"/>
                 <w:sz w:val="17"/>
               </w:rPr>
-              <w:t>Operating cash</w:t>
-            </w:r>
-          </w:p>
-        </w:tc>
-        <w:tc>
-          <w:tcPr>
-            <w:tcW w:type="dxa" w:w="1474"/>
-          </w:tcPr>
-          <w:p>
-            <w:r/>
-            <w:r>
-              <w:rPr>
-                <w:b/>
-                <w:color w:val="5B6570"/>
-                <w:sz w:val="17"/>
-              </w:rPr>
-              <w:t>Free cash flow</w:t>
+              <w:t>2030</w:t>
             </w:r>
           </w:p>
         </w:tc>
@@ -1370,124 +1663,106 @@
       <w:tr>
         <w:tc>
           <w:tcPr>
-            <w:tcW w:type="dxa" w:w="1077"/>
-          </w:tcPr>
-          <w:p>
-            <w:r/>
-            <w:r>
-              <w:rPr>
-                <w:color w:val="1A1D21"/>
-                <w:sz w:val="17"/>
-              </w:rPr>
-              <w:t>2026</w:t>
-            </w:r>
-          </w:p>
-        </w:tc>
-        <w:tc>
-          <w:tcPr>
-            <w:tcW w:type="dxa" w:w="1417"/>
-          </w:tcPr>
-          <w:p>
-            <w:pPr>
-              <w:jc w:val="right"/>
-            </w:pPr>
-            <w:r/>
-            <w:r>
-              <w:rPr>
-                <w:color w:val="1A1D21"/>
-                <w:sz w:val="17"/>
-              </w:rPr>
-              <w:t>45,284</w:t>
-            </w:r>
-          </w:p>
-        </w:tc>
-        <w:tc>
-          <w:tcPr>
-            <w:tcW w:type="dxa" w:w="1417"/>
-          </w:tcPr>
-          <w:p>
-            <w:pPr>
-              <w:jc w:val="right"/>
-            </w:pPr>
-            <w:r/>
-            <w:r>
-              <w:rPr>
-                <w:color w:val="1A1D21"/>
-                <w:sz w:val="17"/>
-              </w:rPr>
-              <w:t>17,354</w:t>
-            </w:r>
-          </w:p>
-        </w:tc>
-        <w:tc>
-          <w:tcPr>
-            <w:tcW w:type="dxa" w:w="1020"/>
-          </w:tcPr>
-          <w:p>
-            <w:pPr>
-              <w:jc w:val="right"/>
-            </w:pPr>
-            <w:r/>
-            <w:r>
-              <w:rPr>
-                <w:color w:val="1A1D21"/>
-                <w:sz w:val="17"/>
-              </w:rPr>
-              <w:t>38.3%</w:t>
-            </w:r>
-          </w:p>
-        </w:tc>
-        <w:tc>
-          <w:tcPr>
-            <w:tcW w:type="dxa" w:w="1474"/>
-          </w:tcPr>
-          <w:p>
-            <w:pPr>
-              <w:jc w:val="right"/>
-            </w:pPr>
-            <w:r/>
-            <w:r>
-              <w:rPr>
-                <w:color w:val="1A1D21"/>
-                <w:sz w:val="17"/>
-              </w:rPr>
-              <w:t>828</w:t>
-            </w:r>
-          </w:p>
-        </w:tc>
-        <w:tc>
-          <w:tcPr>
-            <w:tcW w:type="dxa" w:w="1417"/>
-          </w:tcPr>
-          <w:p>
-            <w:pPr>
-              <w:jc w:val="right"/>
-            </w:pPr>
-            <w:r/>
-            <w:r>
-              <w:rPr>
-                <w:color w:val="1A1D21"/>
-                <w:sz w:val="17"/>
-              </w:rPr>
-              <w:t>3,946</w:t>
-            </w:r>
-          </w:p>
-        </w:tc>
-        <w:tc>
-          <w:tcPr>
-            <w:tcW w:type="dxa" w:w="1474"/>
-          </w:tcPr>
-          <w:p>
-            <w:pPr>
-              <w:jc w:val="right"/>
-            </w:pPr>
-            <w:r/>
-            <w:r>
-              <w:rPr>
-                <w:color w:val="1A1D21"/>
-                <w:sz w:val="17"/>
-              </w:rPr>
-              <w:t>10,124</w:t>
+            <w:tcW w:type="dxa" w:w="2835"/>
+          </w:tcPr>
+          <w:p>
+            <w:r/>
+            <w:r>
+              <w:rPr>
+                <w:color w:val="1A1D21"/>
+                <w:sz w:val="17"/>
+              </w:rPr>
+              <w:t>Units sold</w:t>
+            </w:r>
+          </w:p>
+        </w:tc>
+        <w:tc>
+          <w:tcPr>
+            <w:tcW w:type="dxa" w:w="1304"/>
+          </w:tcPr>
+          <w:p>
+            <w:pPr>
+              <w:jc w:val="right"/>
+            </w:pPr>
+            <w:r/>
+            <w:r>
+              <w:rPr>
+                <w:color w:val="1A1D21"/>
+                <w:sz w:val="17"/>
+              </w:rPr>
+              <w:t>5,633</w:t>
+            </w:r>
+          </w:p>
+        </w:tc>
+        <w:tc>
+          <w:tcPr>
+            <w:tcW w:type="dxa" w:w="1304"/>
+          </w:tcPr>
+          <w:p>
+            <w:pPr>
+              <w:jc w:val="right"/>
+            </w:pPr>
+            <w:r/>
+            <w:r>
+              <w:rPr>
+                <w:color w:val="1A1D21"/>
+                <w:sz w:val="17"/>
+              </w:rPr>
+              <w:t>5,633</w:t>
+            </w:r>
+          </w:p>
+        </w:tc>
+        <w:tc>
+          <w:tcPr>
+            <w:tcW w:type="dxa" w:w="1304"/>
+          </w:tcPr>
+          <w:p>
+            <w:pPr>
+              <w:jc w:val="right"/>
+            </w:pPr>
+            <w:r/>
+            <w:r>
+              <w:rPr>
+                <w:color w:val="1A1D21"/>
+                <w:sz w:val="17"/>
+              </w:rPr>
+              <w:t>5,633</w:t>
+            </w:r>
+          </w:p>
+        </w:tc>
+        <w:tc>
+          <w:tcPr>
+            <w:tcW w:type="dxa" w:w="1304"/>
+          </w:tcPr>
+          <w:p>
+            <w:pPr>
+              <w:jc w:val="right"/>
+            </w:pPr>
+            <w:r/>
+            <w:r>
+              <w:rPr>
+                <w:color w:val="1A1D21"/>
+                <w:sz w:val="17"/>
+              </w:rPr>
+              <w:t>5,633</w:t>
+            </w:r>
+          </w:p>
+        </w:tc>
+        <w:tc>
+          <w:tcPr>
+            <w:tcW w:type="dxa" w:w="1304"/>
+          </w:tcPr>
+          <w:p>
+            <w:pPr>
+              <w:jc w:val="right"/>
+            </w:pPr>
+            <w:r/>
+            <w:r>
+              <w:rPr>
+                <w:color w:val="1A1D21"/>
+                <w:sz w:val="17"/>
+              </w:rPr>
+              <w:t>5,633</w:t>
             </w:r>
           </w:p>
         </w:tc>
@@ -1495,124 +1770,106 @@
       <w:tr>
         <w:tc>
           <w:tcPr>
-            <w:tcW w:type="dxa" w:w="1077"/>
-          </w:tcPr>
-          <w:p>
-            <w:r/>
-            <w:r>
-              <w:rPr>
-                <w:color w:val="1A1D21"/>
-                <w:sz w:val="17"/>
-              </w:rPr>
-              <w:t>2027</w:t>
-            </w:r>
-          </w:p>
-        </w:tc>
-        <w:tc>
-          <w:tcPr>
-            <w:tcW w:type="dxa" w:w="1417"/>
-          </w:tcPr>
-          <w:p>
-            <w:pPr>
-              <w:jc w:val="right"/>
-            </w:pPr>
-            <w:r/>
-            <w:r>
-              <w:rPr>
-                <w:color w:val="1A1D21"/>
-                <w:sz w:val="17"/>
-              </w:rPr>
-              <w:t>56,696</w:t>
-            </w:r>
-          </w:p>
-        </w:tc>
-        <w:tc>
-          <w:tcPr>
-            <w:tcW w:type="dxa" w:w="1417"/>
-          </w:tcPr>
-          <w:p>
-            <w:pPr>
-              <w:jc w:val="right"/>
-            </w:pPr>
-            <w:r/>
-            <w:r>
-              <w:rPr>
-                <w:color w:val="1A1D21"/>
-                <w:sz w:val="17"/>
-              </w:rPr>
-              <w:t>21,727</w:t>
-            </w:r>
-          </w:p>
-        </w:tc>
-        <w:tc>
-          <w:tcPr>
-            <w:tcW w:type="dxa" w:w="1020"/>
-          </w:tcPr>
-          <w:p>
-            <w:pPr>
-              <w:jc w:val="right"/>
-            </w:pPr>
-            <w:r/>
-            <w:r>
-              <w:rPr>
-                <w:color w:val="1A1D21"/>
-                <w:sz w:val="17"/>
-              </w:rPr>
-              <w:t>38.3%</w:t>
-            </w:r>
-          </w:p>
-        </w:tc>
-        <w:tc>
-          <w:tcPr>
-            <w:tcW w:type="dxa" w:w="1474"/>
-          </w:tcPr>
-          <w:p>
-            <w:pPr>
-              <w:jc w:val="right"/>
-            </w:pPr>
-            <w:r/>
-            <w:r>
-              <w:rPr>
-                <w:color w:val="1A1D21"/>
-                <w:sz w:val="17"/>
-              </w:rPr>
-              <w:t>3,193</w:t>
-            </w:r>
-          </w:p>
-        </w:tc>
-        <w:tc>
-          <w:tcPr>
-            <w:tcW w:type="dxa" w:w="1417"/>
-          </w:tcPr>
-          <w:p>
-            <w:pPr>
-              <w:jc w:val="right"/>
-            </w:pPr>
-            <w:r/>
-            <w:r>
-              <w:rPr>
-                <w:color w:val="1A1D21"/>
-                <w:sz w:val="17"/>
-              </w:rPr>
-              <w:t>4,940</w:t>
-            </w:r>
-          </w:p>
-        </w:tc>
-        <w:tc>
-          <w:tcPr>
-            <w:tcW w:type="dxa" w:w="1474"/>
-          </w:tcPr>
-          <w:p>
-            <w:pPr>
-              <w:jc w:val="right"/>
-            </w:pPr>
-            <w:r/>
-            <w:r>
-              <w:rPr>
-                <w:color w:val="1A1D21"/>
-                <w:sz w:val="17"/>
-              </w:rPr>
-              <w:t>11,004</w:t>
+            <w:tcW w:type="dxa" w:w="2835"/>
+          </w:tcPr>
+          <w:p>
+            <w:r/>
+            <w:r>
+              <w:rPr>
+                <w:color w:val="1A1D21"/>
+                <w:sz w:val="17"/>
+              </w:rPr>
+              <w:t>New sales (EGP mn)</w:t>
+            </w:r>
+          </w:p>
+        </w:tc>
+        <w:tc>
+          <w:tcPr>
+            <w:tcW w:type="dxa" w:w="1304"/>
+          </w:tcPr>
+          <w:p>
+            <w:pPr>
+              <w:jc w:val="right"/>
+            </w:pPr>
+            <w:r/>
+            <w:r>
+              <w:rPr>
+                <w:color w:val="1A1D21"/>
+                <w:sz w:val="17"/>
+              </w:rPr>
+              <w:t>139,999</w:t>
+            </w:r>
+          </w:p>
+        </w:tc>
+        <w:tc>
+          <w:tcPr>
+            <w:tcW w:type="dxa" w:w="1304"/>
+          </w:tcPr>
+          <w:p>
+            <w:pPr>
+              <w:jc w:val="right"/>
+            </w:pPr>
+            <w:r/>
+            <w:r>
+              <w:rPr>
+                <w:color w:val="1A1D21"/>
+                <w:sz w:val="17"/>
+              </w:rPr>
+              <w:t>175,279</w:t>
+            </w:r>
+          </w:p>
+        </w:tc>
+        <w:tc>
+          <w:tcPr>
+            <w:tcW w:type="dxa" w:w="1304"/>
+          </w:tcPr>
+          <w:p>
+            <w:pPr>
+              <w:jc w:val="right"/>
+            </w:pPr>
+            <w:r/>
+            <w:r>
+              <w:rPr>
+                <w:color w:val="1A1D21"/>
+                <w:sz w:val="17"/>
+              </w:rPr>
+              <w:t>219,450</w:t>
+            </w:r>
+          </w:p>
+        </w:tc>
+        <w:tc>
+          <w:tcPr>
+            <w:tcW w:type="dxa" w:w="1304"/>
+          </w:tcPr>
+          <w:p>
+            <w:pPr>
+              <w:jc w:val="right"/>
+            </w:pPr>
+            <w:r/>
+            <w:r>
+              <w:rPr>
+                <w:color w:val="1A1D21"/>
+                <w:sz w:val="17"/>
+              </w:rPr>
+              <w:t>274,751</w:t>
+            </w:r>
+          </w:p>
+        </w:tc>
+        <w:tc>
+          <w:tcPr>
+            <w:tcW w:type="dxa" w:w="1304"/>
+          </w:tcPr>
+          <w:p>
+            <w:pPr>
+              <w:jc w:val="right"/>
+            </w:pPr>
+            <w:r/>
+            <w:r>
+              <w:rPr>
+                <w:color w:val="1A1D21"/>
+                <w:sz w:val="17"/>
+              </w:rPr>
+              <w:t>343,988</w:t>
             </w:r>
           </w:p>
         </w:tc>
@@ -1620,124 +1877,106 @@
       <w:tr>
         <w:tc>
           <w:tcPr>
-            <w:tcW w:type="dxa" w:w="1077"/>
-          </w:tcPr>
-          <w:p>
-            <w:r/>
-            <w:r>
-              <w:rPr>
-                <w:color w:val="1A1D21"/>
-                <w:sz w:val="17"/>
-              </w:rPr>
-              <w:t>2028</w:t>
-            </w:r>
-          </w:p>
-        </w:tc>
-        <w:tc>
-          <w:tcPr>
-            <w:tcW w:type="dxa" w:w="1417"/>
-          </w:tcPr>
-          <w:p>
-            <w:pPr>
-              <w:jc w:val="right"/>
-            </w:pPr>
-            <w:r/>
-            <w:r>
-              <w:rPr>
-                <w:color w:val="1A1D21"/>
-                <w:sz w:val="17"/>
-              </w:rPr>
-              <w:t>70,983</w:t>
-            </w:r>
-          </w:p>
-        </w:tc>
-        <w:tc>
-          <w:tcPr>
-            <w:tcW w:type="dxa" w:w="1417"/>
-          </w:tcPr>
-          <w:p>
-            <w:pPr>
-              <w:jc w:val="right"/>
-            </w:pPr>
-            <w:r/>
-            <w:r>
-              <w:rPr>
-                <w:color w:val="1A1D21"/>
-                <w:sz w:val="17"/>
-              </w:rPr>
-              <w:t>27,202</w:t>
-            </w:r>
-          </w:p>
-        </w:tc>
-        <w:tc>
-          <w:tcPr>
-            <w:tcW w:type="dxa" w:w="1020"/>
-          </w:tcPr>
-          <w:p>
-            <w:pPr>
-              <w:jc w:val="right"/>
-            </w:pPr>
-            <w:r/>
-            <w:r>
-              <w:rPr>
-                <w:color w:val="1A1D21"/>
-                <w:sz w:val="17"/>
-              </w:rPr>
-              <w:t>38.3%</w:t>
-            </w:r>
-          </w:p>
-        </w:tc>
-        <w:tc>
-          <w:tcPr>
-            <w:tcW w:type="dxa" w:w="1474"/>
-          </w:tcPr>
-          <w:p>
-            <w:pPr>
-              <w:jc w:val="right"/>
-            </w:pPr>
-            <w:r/>
-            <w:r>
-              <w:rPr>
-                <w:color w:val="1A1D21"/>
-                <w:sz w:val="17"/>
-              </w:rPr>
-              <w:t>6,154</w:t>
-            </w:r>
-          </w:p>
-        </w:tc>
-        <w:tc>
-          <w:tcPr>
-            <w:tcW w:type="dxa" w:w="1417"/>
-          </w:tcPr>
-          <w:p>
-            <w:pPr>
-              <w:jc w:val="right"/>
-            </w:pPr>
-            <w:r/>
-            <w:r>
-              <w:rPr>
-                <w:color w:val="1A1D21"/>
-                <w:sz w:val="17"/>
-              </w:rPr>
-              <w:t>6,185</w:t>
-            </w:r>
-          </w:p>
-        </w:tc>
-        <w:tc>
-          <w:tcPr>
-            <w:tcW w:type="dxa" w:w="1474"/>
-          </w:tcPr>
-          <w:p>
-            <w:pPr>
-              <w:jc w:val="right"/>
-            </w:pPr>
-            <w:r/>
-            <w:r>
-              <w:rPr>
-                <w:color w:val="1A1D21"/>
-                <w:sz w:val="17"/>
-              </w:rPr>
-              <w:t>12,106</w:t>
+            <w:tcW w:type="dxa" w:w="2835"/>
+          </w:tcPr>
+          <w:p>
+            <w:r/>
+            <w:r>
+              <w:rPr>
+                <w:color w:val="1A1D21"/>
+                <w:sz w:val="17"/>
+              </w:rPr>
+              <w:t>Units delivered</w:t>
+            </w:r>
+          </w:p>
+        </w:tc>
+        <w:tc>
+          <w:tcPr>
+            <w:tcW w:type="dxa" w:w="1304"/>
+          </w:tcPr>
+          <w:p>
+            <w:pPr>
+              <w:jc w:val="right"/>
+            </w:pPr>
+            <w:r/>
+            <w:r>
+              <w:rPr>
+                <w:color w:val="1A1D21"/>
+                <w:sz w:val="17"/>
+              </w:rPr>
+              <w:t>1,886</w:t>
+            </w:r>
+          </w:p>
+        </w:tc>
+        <w:tc>
+          <w:tcPr>
+            <w:tcW w:type="dxa" w:w="1304"/>
+          </w:tcPr>
+          <w:p>
+            <w:pPr>
+              <w:jc w:val="right"/>
+            </w:pPr>
+            <w:r/>
+            <w:r>
+              <w:rPr>
+                <w:color w:val="1A1D21"/>
+                <w:sz w:val="17"/>
+              </w:rPr>
+              <w:t>2,168</w:t>
+            </w:r>
+          </w:p>
+        </w:tc>
+        <w:tc>
+          <w:tcPr>
+            <w:tcW w:type="dxa" w:w="1304"/>
+          </w:tcPr>
+          <w:p>
+            <w:pPr>
+              <w:jc w:val="right"/>
+            </w:pPr>
+            <w:r/>
+            <w:r>
+              <w:rPr>
+                <w:color w:val="1A1D21"/>
+                <w:sz w:val="17"/>
+              </w:rPr>
+              <w:t>2,494</w:t>
+            </w:r>
+          </w:p>
+        </w:tc>
+        <w:tc>
+          <w:tcPr>
+            <w:tcW w:type="dxa" w:w="1304"/>
+          </w:tcPr>
+          <w:p>
+            <w:pPr>
+              <w:jc w:val="right"/>
+            </w:pPr>
+            <w:r/>
+            <w:r>
+              <w:rPr>
+                <w:color w:val="1A1D21"/>
+                <w:sz w:val="17"/>
+              </w:rPr>
+              <w:t>2,868</w:t>
+            </w:r>
+          </w:p>
+        </w:tc>
+        <w:tc>
+          <w:tcPr>
+            <w:tcW w:type="dxa" w:w="1304"/>
+          </w:tcPr>
+          <w:p>
+            <w:pPr>
+              <w:jc w:val="right"/>
+            </w:pPr>
+            <w:r/>
+            <w:r>
+              <w:rPr>
+                <w:color w:val="1A1D21"/>
+                <w:sz w:val="17"/>
+              </w:rPr>
+              <w:t>3,298</w:t>
             </w:r>
           </w:p>
         </w:tc>
@@ -1745,124 +1984,106 @@
       <w:tr>
         <w:tc>
           <w:tcPr>
-            <w:tcW w:type="dxa" w:w="1077"/>
-          </w:tcPr>
-          <w:p>
-            <w:r/>
-            <w:r>
-              <w:rPr>
-                <w:color w:val="1A1D21"/>
-                <w:sz w:val="17"/>
-              </w:rPr>
-              <w:t>2029</w:t>
-            </w:r>
-          </w:p>
-        </w:tc>
-        <w:tc>
-          <w:tcPr>
-            <w:tcW w:type="dxa" w:w="1417"/>
-          </w:tcPr>
-          <w:p>
-            <w:pPr>
-              <w:jc w:val="right"/>
-            </w:pPr>
-            <w:r/>
-            <w:r>
-              <w:rPr>
-                <w:color w:val="1A1D21"/>
-                <w:sz w:val="17"/>
-              </w:rPr>
-              <w:t>88,870</w:t>
-            </w:r>
-          </w:p>
-        </w:tc>
-        <w:tc>
-          <w:tcPr>
-            <w:tcW w:type="dxa" w:w="1417"/>
-          </w:tcPr>
-          <w:p>
-            <w:pPr>
-              <w:jc w:val="right"/>
-            </w:pPr>
-            <w:r/>
-            <w:r>
-              <w:rPr>
-                <w:color w:val="1A1D21"/>
-                <w:sz w:val="17"/>
-              </w:rPr>
-              <w:t>34,057</w:t>
-            </w:r>
-          </w:p>
-        </w:tc>
-        <w:tc>
-          <w:tcPr>
-            <w:tcW w:type="dxa" w:w="1020"/>
-          </w:tcPr>
-          <w:p>
-            <w:pPr>
-              <w:jc w:val="right"/>
-            </w:pPr>
-            <w:r/>
-            <w:r>
-              <w:rPr>
-                <w:color w:val="1A1D21"/>
-                <w:sz w:val="17"/>
-              </w:rPr>
-              <w:t>38.3%</w:t>
-            </w:r>
-          </w:p>
-        </w:tc>
-        <w:tc>
-          <w:tcPr>
-            <w:tcW w:type="dxa" w:w="1474"/>
-          </w:tcPr>
-          <w:p>
-            <w:pPr>
-              <w:jc w:val="right"/>
-            </w:pPr>
-            <w:r/>
-            <w:r>
-              <w:rPr>
-                <w:color w:val="1A1D21"/>
-                <w:sz w:val="17"/>
-              </w:rPr>
-              <w:t>9,861</w:t>
-            </w:r>
-          </w:p>
-        </w:tc>
-        <w:tc>
-          <w:tcPr>
-            <w:tcW w:type="dxa" w:w="1417"/>
-          </w:tcPr>
-          <w:p>
-            <w:pPr>
-              <w:jc w:val="right"/>
-            </w:pPr>
-            <w:r/>
-            <w:r>
-              <w:rPr>
-                <w:color w:val="1A1D21"/>
-                <w:sz w:val="17"/>
-              </w:rPr>
-              <w:t>7,744</w:t>
-            </w:r>
-          </w:p>
-        </w:tc>
-        <w:tc>
-          <w:tcPr>
-            <w:tcW w:type="dxa" w:w="1474"/>
-          </w:tcPr>
-          <w:p>
-            <w:pPr>
-              <w:jc w:val="right"/>
-            </w:pPr>
-            <w:r/>
-            <w:r>
-              <w:rPr>
-                <w:color w:val="1A1D21"/>
-                <w:sz w:val="17"/>
-              </w:rPr>
-              <w:t>13,486</w:t>
+            <w:tcW w:type="dxa" w:w="2835"/>
+          </w:tcPr>
+          <w:p>
+            <w:r/>
+            <w:r>
+              <w:rPr>
+                <w:color w:val="1A1D21"/>
+                <w:sz w:val="17"/>
+              </w:rPr>
+              <w:t>Revenue per delivered unit (EGP mn)</w:t>
+            </w:r>
+          </w:p>
+        </w:tc>
+        <w:tc>
+          <w:tcPr>
+            <w:tcW w:type="dxa" w:w="1304"/>
+          </w:tcPr>
+          <w:p>
+            <w:pPr>
+              <w:jc w:val="right"/>
+            </w:pPr>
+            <w:r/>
+            <w:r>
+              <w:rPr>
+                <w:color w:val="1A1D21"/>
+                <w:sz w:val="17"/>
+              </w:rPr>
+              <w:t>21.29</w:t>
+            </w:r>
+          </w:p>
+        </w:tc>
+        <w:tc>
+          <w:tcPr>
+            <w:tcW w:type="dxa" w:w="1304"/>
+          </w:tcPr>
+          <w:p>
+            <w:pPr>
+              <w:jc w:val="right"/>
+            </w:pPr>
+            <w:r/>
+            <w:r>
+              <w:rPr>
+                <w:color w:val="1A1D21"/>
+                <w:sz w:val="17"/>
+              </w:rPr>
+              <w:t>26.66</w:t>
+            </w:r>
+          </w:p>
+        </w:tc>
+        <w:tc>
+          <w:tcPr>
+            <w:tcW w:type="dxa" w:w="1304"/>
+          </w:tcPr>
+          <w:p>
+            <w:pPr>
+              <w:jc w:val="right"/>
+            </w:pPr>
+            <w:r/>
+            <w:r>
+              <w:rPr>
+                <w:color w:val="1A1D21"/>
+                <w:sz w:val="17"/>
+              </w:rPr>
+              <w:t>33.38</w:t>
+            </w:r>
+          </w:p>
+        </w:tc>
+        <w:tc>
+          <w:tcPr>
+            <w:tcW w:type="dxa" w:w="1304"/>
+          </w:tcPr>
+          <w:p>
+            <w:pPr>
+              <w:jc w:val="right"/>
+            </w:pPr>
+            <w:r/>
+            <w:r>
+              <w:rPr>
+                <w:color w:val="1A1D21"/>
+                <w:sz w:val="17"/>
+              </w:rPr>
+              <w:t>41.79</w:t>
+            </w:r>
+          </w:p>
+        </w:tc>
+        <w:tc>
+          <w:tcPr>
+            <w:tcW w:type="dxa" w:w="1304"/>
+          </w:tcPr>
+          <w:p>
+            <w:pPr>
+              <w:jc w:val="right"/>
+            </w:pPr>
+            <w:r/>
+            <w:r>
+              <w:rPr>
+                <w:color w:val="1A1D21"/>
+                <w:sz w:val="17"/>
+              </w:rPr>
+              <w:t>52.32</w:t>
             </w:r>
           </w:p>
         </w:tc>
@@ -1870,124 +2091,106 @@
       <w:tr>
         <w:tc>
           <w:tcPr>
-            <w:tcW w:type="dxa" w:w="1077"/>
-          </w:tcPr>
-          <w:p>
-            <w:r/>
-            <w:r>
-              <w:rPr>
-                <w:color w:val="1A1D21"/>
-                <w:sz w:val="17"/>
-              </w:rPr>
-              <w:t>2030</w:t>
-            </w:r>
-          </w:p>
-        </w:tc>
-        <w:tc>
-          <w:tcPr>
-            <w:tcW w:type="dxa" w:w="1417"/>
-          </w:tcPr>
-          <w:p>
-            <w:pPr>
-              <w:jc w:val="right"/>
-            </w:pPr>
-            <w:r/>
-            <w:r>
-              <w:rPr>
-                <w:color w:val="1A1D21"/>
-                <w:sz w:val="17"/>
-              </w:rPr>
-              <w:t>111,266</w:t>
-            </w:r>
-          </w:p>
-        </w:tc>
-        <w:tc>
-          <w:tcPr>
-            <w:tcW w:type="dxa" w:w="1417"/>
-          </w:tcPr>
-          <w:p>
-            <w:pPr>
-              <w:jc w:val="right"/>
-            </w:pPr>
-            <w:r/>
-            <w:r>
-              <w:rPr>
-                <w:color w:val="1A1D21"/>
-                <w:sz w:val="17"/>
-              </w:rPr>
-              <w:t>42,640</w:t>
-            </w:r>
-          </w:p>
-        </w:tc>
-        <w:tc>
-          <w:tcPr>
-            <w:tcW w:type="dxa" w:w="1020"/>
-          </w:tcPr>
-          <w:p>
-            <w:pPr>
-              <w:jc w:val="right"/>
-            </w:pPr>
-            <w:r/>
-            <w:r>
-              <w:rPr>
-                <w:color w:val="1A1D21"/>
-                <w:sz w:val="17"/>
-              </w:rPr>
-              <w:t>38.3%</w:t>
-            </w:r>
-          </w:p>
-        </w:tc>
-        <w:tc>
-          <w:tcPr>
-            <w:tcW w:type="dxa" w:w="1474"/>
-          </w:tcPr>
-          <w:p>
-            <w:pPr>
-              <w:jc w:val="right"/>
-            </w:pPr>
-            <w:r/>
-            <w:r>
-              <w:rPr>
-                <w:color w:val="1A1D21"/>
-                <w:sz w:val="17"/>
-              </w:rPr>
-              <w:t>14,502</w:t>
-            </w:r>
-          </w:p>
-        </w:tc>
-        <w:tc>
-          <w:tcPr>
-            <w:tcW w:type="dxa" w:w="1417"/>
-          </w:tcPr>
-          <w:p>
-            <w:pPr>
-              <w:jc w:val="right"/>
-            </w:pPr>
-            <w:r/>
-            <w:r>
-              <w:rPr>
-                <w:color w:val="1A1D21"/>
-                <w:sz w:val="17"/>
-              </w:rPr>
-              <w:t>9,695</w:t>
-            </w:r>
-          </w:p>
-        </w:tc>
-        <w:tc>
-          <w:tcPr>
-            <w:tcW w:type="dxa" w:w="1474"/>
-          </w:tcPr>
-          <w:p>
-            <w:pPr>
-              <w:jc w:val="right"/>
-            </w:pPr>
-            <w:r/>
-            <w:r>
-              <w:rPr>
-                <w:color w:val="1A1D21"/>
-                <w:sz w:val="17"/>
-              </w:rPr>
-              <w:t>15,214</w:t>
+            <w:tcW w:type="dxa" w:w="2835"/>
+          </w:tcPr>
+          <w:p>
+            <w:r/>
+            <w:r>
+              <w:rPr>
+                <w:color w:val="1A1D21"/>
+                <w:sz w:val="17"/>
+              </w:rPr>
+              <w:t>Revenue</w:t>
+            </w:r>
+          </w:p>
+        </w:tc>
+        <w:tc>
+          <w:tcPr>
+            <w:tcW w:type="dxa" w:w="1304"/>
+          </w:tcPr>
+          <w:p>
+            <w:pPr>
+              <w:jc w:val="right"/>
+            </w:pPr>
+            <w:r/>
+            <w:r>
+              <w:rPr>
+                <w:color w:val="1A1D21"/>
+                <w:sz w:val="17"/>
+              </w:rPr>
+              <w:t>40,148</w:t>
+            </w:r>
+          </w:p>
+        </w:tc>
+        <w:tc>
+          <w:tcPr>
+            <w:tcW w:type="dxa" w:w="1304"/>
+          </w:tcPr>
+          <w:p>
+            <w:pPr>
+              <w:jc w:val="right"/>
+            </w:pPr>
+            <w:r/>
+            <w:r>
+              <w:rPr>
+                <w:color w:val="1A1D21"/>
+                <w:sz w:val="17"/>
+              </w:rPr>
+              <w:t>57,805</w:t>
+            </w:r>
+          </w:p>
+        </w:tc>
+        <w:tc>
+          <w:tcPr>
+            <w:tcW w:type="dxa" w:w="1304"/>
+          </w:tcPr>
+          <w:p>
+            <w:pPr>
+              <w:jc w:val="right"/>
+            </w:pPr>
+            <w:r/>
+            <w:r>
+              <w:rPr>
+                <w:color w:val="1A1D21"/>
+                <w:sz w:val="17"/>
+              </w:rPr>
+              <w:t>83,228</w:t>
+            </w:r>
+          </w:p>
+        </w:tc>
+        <w:tc>
+          <w:tcPr>
+            <w:tcW w:type="dxa" w:w="1304"/>
+          </w:tcPr>
+          <w:p>
+            <w:pPr>
+              <w:jc w:val="right"/>
+            </w:pPr>
+            <w:r/>
+            <w:r>
+              <w:rPr>
+                <w:color w:val="1A1D21"/>
+                <w:sz w:val="17"/>
+              </w:rPr>
+              <w:t>119,831</w:t>
+            </w:r>
+          </w:p>
+        </w:tc>
+        <w:tc>
+          <w:tcPr>
+            <w:tcW w:type="dxa" w:w="1304"/>
+          </w:tcPr>
+          <w:p>
+            <w:pPr>
+              <w:jc w:val="right"/>
+            </w:pPr>
+            <w:r/>
+            <w:r>
+              <w:rPr>
+                <w:color w:val="1A1D21"/>
+                <w:sz w:val="17"/>
+              </w:rPr>
+              <w:t>172,533</w:t>
             </w:r>
           </w:p>
         </w:tc>
@@ -1995,58 +2198,343 @@
       <w:tr>
         <w:tc>
           <w:tcPr>
-            <w:tcW w:type="dxa" w:w="1077"/>
-          </w:tcPr>
-          <w:p>
-            <w:r/>
-            <w:r>
-              <w:rPr>
-                <w:color w:val="1A1D21"/>
-                <w:sz w:val="17"/>
-              </w:rPr>
-              <w:t>2031</w:t>
-            </w:r>
-          </w:p>
-        </w:tc>
-        <w:tc>
-          <w:tcPr>
-            <w:tcW w:type="dxa" w:w="1417"/>
-          </w:tcPr>
-          <w:p>
-            <w:pPr>
-              <w:jc w:val="right"/>
-            </w:pPr>
-            <w:r/>
-            <w:r>
-              <w:rPr>
-                <w:color w:val="1A1D21"/>
-                <w:sz w:val="17"/>
-              </w:rPr>
-              <w:t>139,305</w:t>
-            </w:r>
-          </w:p>
-        </w:tc>
-        <w:tc>
-          <w:tcPr>
-            <w:tcW w:type="dxa" w:w="1417"/>
-          </w:tcPr>
-          <w:p>
-            <w:pPr>
-              <w:jc w:val="right"/>
-            </w:pPr>
-            <w:r/>
-            <w:r>
-              <w:rPr>
-                <w:color w:val="1A1D21"/>
-                <w:sz w:val="17"/>
-              </w:rPr>
-              <w:t>53,385</w:t>
-            </w:r>
-          </w:p>
-        </w:tc>
-        <w:tc>
-          <w:tcPr>
-            <w:tcW w:type="dxa" w:w="1020"/>
+            <w:tcW w:type="dxa" w:w="2835"/>
+          </w:tcPr>
+          <w:p>
+            <w:r/>
+            <w:r>
+              <w:rPr>
+                <w:color w:val="1A1D21"/>
+                <w:sz w:val="17"/>
+              </w:rPr>
+              <w:t>Cost per delivered unit (EGP mn)</w:t>
+            </w:r>
+          </w:p>
+        </w:tc>
+        <w:tc>
+          <w:tcPr>
+            <w:tcW w:type="dxa" w:w="1304"/>
+          </w:tcPr>
+          <w:p>
+            <w:pPr>
+              <w:jc w:val="right"/>
+            </w:pPr>
+            <w:r/>
+            <w:r>
+              <w:rPr>
+                <w:color w:val="1A1D21"/>
+                <w:sz w:val="17"/>
+              </w:rPr>
+              <w:t>13.13</w:t>
+            </w:r>
+          </w:p>
+        </w:tc>
+        <w:tc>
+          <w:tcPr>
+            <w:tcW w:type="dxa" w:w="1304"/>
+          </w:tcPr>
+          <w:p>
+            <w:pPr>
+              <w:jc w:val="right"/>
+            </w:pPr>
+            <w:r/>
+            <w:r>
+              <w:rPr>
+                <w:color w:val="1A1D21"/>
+                <w:sz w:val="17"/>
+              </w:rPr>
+              <w:t>16.44</w:t>
+            </w:r>
+          </w:p>
+        </w:tc>
+        <w:tc>
+          <w:tcPr>
+            <w:tcW w:type="dxa" w:w="1304"/>
+          </w:tcPr>
+          <w:p>
+            <w:pPr>
+              <w:jc w:val="right"/>
+            </w:pPr>
+            <w:r/>
+            <w:r>
+              <w:rPr>
+                <w:color w:val="1A1D21"/>
+                <w:sz w:val="17"/>
+              </w:rPr>
+              <w:t>20.59</w:t>
+            </w:r>
+          </w:p>
+        </w:tc>
+        <w:tc>
+          <w:tcPr>
+            <w:tcW w:type="dxa" w:w="1304"/>
+          </w:tcPr>
+          <w:p>
+            <w:pPr>
+              <w:jc w:val="right"/>
+            </w:pPr>
+            <w:r/>
+            <w:r>
+              <w:rPr>
+                <w:color w:val="1A1D21"/>
+                <w:sz w:val="17"/>
+              </w:rPr>
+              <w:t>25.77</w:t>
+            </w:r>
+          </w:p>
+        </w:tc>
+        <w:tc>
+          <w:tcPr>
+            <w:tcW w:type="dxa" w:w="1304"/>
+          </w:tcPr>
+          <w:p>
+            <w:pPr>
+              <w:jc w:val="right"/>
+            </w:pPr>
+            <w:r/>
+            <w:r>
+              <w:rPr>
+                <w:color w:val="1A1D21"/>
+                <w:sz w:val="17"/>
+              </w:rPr>
+              <w:t>32.27</w:t>
+            </w:r>
+          </w:p>
+        </w:tc>
+      </w:tr>
+      <w:tr>
+        <w:tc>
+          <w:tcPr>
+            <w:tcW w:type="dxa" w:w="2835"/>
+          </w:tcPr>
+          <w:p>
+            <w:r/>
+            <w:r>
+              <w:rPr>
+                <w:color w:val="1A1D21"/>
+                <w:sz w:val="17"/>
+              </w:rPr>
+              <w:t>Cost of revenue</w:t>
+            </w:r>
+          </w:p>
+        </w:tc>
+        <w:tc>
+          <w:tcPr>
+            <w:tcW w:type="dxa" w:w="1304"/>
+          </w:tcPr>
+          <w:p>
+            <w:pPr>
+              <w:jc w:val="right"/>
+            </w:pPr>
+            <w:r/>
+            <w:r>
+              <w:rPr>
+                <w:color w:val="1A1D21"/>
+                <w:sz w:val="17"/>
+              </w:rPr>
+              <w:t>24,762</w:t>
+            </w:r>
+          </w:p>
+        </w:tc>
+        <w:tc>
+          <w:tcPr>
+            <w:tcW w:type="dxa" w:w="1304"/>
+          </w:tcPr>
+          <w:p>
+            <w:pPr>
+              <w:jc w:val="right"/>
+            </w:pPr>
+            <w:r/>
+            <w:r>
+              <w:rPr>
+                <w:color w:val="1A1D21"/>
+                <w:sz w:val="17"/>
+              </w:rPr>
+              <w:t>35,653</w:t>
+            </w:r>
+          </w:p>
+        </w:tc>
+        <w:tc>
+          <w:tcPr>
+            <w:tcW w:type="dxa" w:w="1304"/>
+          </w:tcPr>
+          <w:p>
+            <w:pPr>
+              <w:jc w:val="right"/>
+            </w:pPr>
+            <w:r/>
+            <w:r>
+              <w:rPr>
+                <w:color w:val="1A1D21"/>
+                <w:sz w:val="17"/>
+              </w:rPr>
+              <w:t>51,333</w:t>
+            </w:r>
+          </w:p>
+        </w:tc>
+        <w:tc>
+          <w:tcPr>
+            <w:tcW w:type="dxa" w:w="1304"/>
+          </w:tcPr>
+          <w:p>
+            <w:pPr>
+              <w:jc w:val="right"/>
+            </w:pPr>
+            <w:r/>
+            <w:r>
+              <w:rPr>
+                <w:color w:val="1A1D21"/>
+                <w:sz w:val="17"/>
+              </w:rPr>
+              <w:t>73,909</w:t>
+            </w:r>
+          </w:p>
+        </w:tc>
+        <w:tc>
+          <w:tcPr>
+            <w:tcW w:type="dxa" w:w="1304"/>
+          </w:tcPr>
+          <w:p>
+            <w:pPr>
+              <w:jc w:val="right"/>
+            </w:pPr>
+            <w:r/>
+            <w:r>
+              <w:rPr>
+                <w:color w:val="1A1D21"/>
+                <w:sz w:val="17"/>
+              </w:rPr>
+              <w:t>106,414</w:t>
+            </w:r>
+          </w:p>
+        </w:tc>
+      </w:tr>
+      <w:tr>
+        <w:tc>
+          <w:tcPr>
+            <w:tcW w:type="dxa" w:w="2835"/>
+          </w:tcPr>
+          <w:p>
+            <w:r/>
+            <w:r>
+              <w:rPr>
+                <w:color w:val="1A1D21"/>
+                <w:sz w:val="17"/>
+              </w:rPr>
+              <w:t>Gross profit</w:t>
+            </w:r>
+          </w:p>
+        </w:tc>
+        <w:tc>
+          <w:tcPr>
+            <w:tcW w:type="dxa" w:w="1304"/>
+          </w:tcPr>
+          <w:p>
+            <w:pPr>
+              <w:jc w:val="right"/>
+            </w:pPr>
+            <w:r/>
+            <w:r>
+              <w:rPr>
+                <w:color w:val="1A1D21"/>
+                <w:sz w:val="17"/>
+              </w:rPr>
+              <w:t>15,386</w:t>
+            </w:r>
+          </w:p>
+        </w:tc>
+        <w:tc>
+          <w:tcPr>
+            <w:tcW w:type="dxa" w:w="1304"/>
+          </w:tcPr>
+          <w:p>
+            <w:pPr>
+              <w:jc w:val="right"/>
+            </w:pPr>
+            <w:r/>
+            <w:r>
+              <w:rPr>
+                <w:color w:val="1A1D21"/>
+                <w:sz w:val="17"/>
+              </w:rPr>
+              <w:t>22,152</w:t>
+            </w:r>
+          </w:p>
+        </w:tc>
+        <w:tc>
+          <w:tcPr>
+            <w:tcW w:type="dxa" w:w="1304"/>
+          </w:tcPr>
+          <w:p>
+            <w:pPr>
+              <w:jc w:val="right"/>
+            </w:pPr>
+            <w:r/>
+            <w:r>
+              <w:rPr>
+                <w:color w:val="1A1D21"/>
+                <w:sz w:val="17"/>
+              </w:rPr>
+              <w:t>31,895</w:t>
+            </w:r>
+          </w:p>
+        </w:tc>
+        <w:tc>
+          <w:tcPr>
+            <w:tcW w:type="dxa" w:w="1304"/>
+          </w:tcPr>
+          <w:p>
+            <w:pPr>
+              <w:jc w:val="right"/>
+            </w:pPr>
+            <w:r/>
+            <w:r>
+              <w:rPr>
+                <w:color w:val="1A1D21"/>
+                <w:sz w:val="17"/>
+              </w:rPr>
+              <w:t>45,922</w:t>
+            </w:r>
+          </w:p>
+        </w:tc>
+        <w:tc>
+          <w:tcPr>
+            <w:tcW w:type="dxa" w:w="1304"/>
+          </w:tcPr>
+          <w:p>
+            <w:pPr>
+              <w:jc w:val="right"/>
+            </w:pPr>
+            <w:r/>
+            <w:r>
+              <w:rPr>
+                <w:color w:val="1A1D21"/>
+                <w:sz w:val="17"/>
+              </w:rPr>
+              <w:t>66,119</w:t>
+            </w:r>
+          </w:p>
+        </w:tc>
+      </w:tr>
+      <w:tr>
+        <w:tc>
+          <w:tcPr>
+            <w:tcW w:type="dxa" w:w="2835"/>
+          </w:tcPr>
+          <w:p>
+            <w:r/>
+            <w:r>
+              <w:rPr>
+                <w:color w:val="1A1D21"/>
+                <w:sz w:val="17"/>
+              </w:rPr>
+              <w:t>Gross margin (output)</w:t>
+            </w:r>
+          </w:p>
+        </w:tc>
+        <w:tc>
+          <w:tcPr>
+            <w:tcW w:type="dxa" w:w="1304"/>
           </w:tcPr>
           <w:p>
             <w:pPr>
@@ -2064,55 +2552,929 @@
         </w:tc>
         <w:tc>
           <w:tcPr>
-            <w:tcW w:type="dxa" w:w="1474"/>
-          </w:tcPr>
-          <w:p>
-            <w:pPr>
-              <w:jc w:val="right"/>
-            </w:pPr>
-            <w:r/>
-            <w:r>
-              <w:rPr>
-                <w:color w:val="1A1D21"/>
-                <w:sz w:val="17"/>
-              </w:rPr>
-              <w:t>20,312</w:t>
-            </w:r>
-          </w:p>
-        </w:tc>
-        <w:tc>
-          <w:tcPr>
-            <w:tcW w:type="dxa" w:w="1417"/>
-          </w:tcPr>
-          <w:p>
-            <w:pPr>
-              <w:jc w:val="right"/>
-            </w:pPr>
-            <w:r/>
-            <w:r>
-              <w:rPr>
-                <w:color w:val="1A1D21"/>
-                <w:sz w:val="17"/>
-              </w:rPr>
-              <w:t>12,139</w:t>
-            </w:r>
-          </w:p>
-        </w:tc>
-        <w:tc>
-          <w:tcPr>
-            <w:tcW w:type="dxa" w:w="1474"/>
-          </w:tcPr>
-          <w:p>
-            <w:pPr>
-              <w:jc w:val="right"/>
-            </w:pPr>
-            <w:r/>
-            <w:r>
-              <w:rPr>
-                <w:color w:val="1A1D21"/>
-                <w:sz w:val="17"/>
-              </w:rPr>
-              <w:t>17,376</w:t>
+            <w:tcW w:type="dxa" w:w="1304"/>
+          </w:tcPr>
+          <w:p>
+            <w:pPr>
+              <w:jc w:val="right"/>
+            </w:pPr>
+            <w:r/>
+            <w:r>
+              <w:rPr>
+                <w:color w:val="1A1D21"/>
+                <w:sz w:val="17"/>
+              </w:rPr>
+              <w:t>38.3%</w:t>
+            </w:r>
+          </w:p>
+        </w:tc>
+        <w:tc>
+          <w:tcPr>
+            <w:tcW w:type="dxa" w:w="1304"/>
+          </w:tcPr>
+          <w:p>
+            <w:pPr>
+              <w:jc w:val="right"/>
+            </w:pPr>
+            <w:r/>
+            <w:r>
+              <w:rPr>
+                <w:color w:val="1A1D21"/>
+                <w:sz w:val="17"/>
+              </w:rPr>
+              <w:t>38.3%</w:t>
+            </w:r>
+          </w:p>
+        </w:tc>
+        <w:tc>
+          <w:tcPr>
+            <w:tcW w:type="dxa" w:w="1304"/>
+          </w:tcPr>
+          <w:p>
+            <w:pPr>
+              <w:jc w:val="right"/>
+            </w:pPr>
+            <w:r/>
+            <w:r>
+              <w:rPr>
+                <w:color w:val="1A1D21"/>
+                <w:sz w:val="17"/>
+              </w:rPr>
+              <w:t>38.3%</w:t>
+            </w:r>
+          </w:p>
+        </w:tc>
+        <w:tc>
+          <w:tcPr>
+            <w:tcW w:type="dxa" w:w="1304"/>
+          </w:tcPr>
+          <w:p>
+            <w:pPr>
+              <w:jc w:val="right"/>
+            </w:pPr>
+            <w:r/>
+            <w:r>
+              <w:rPr>
+                <w:color w:val="1A1D21"/>
+                <w:sz w:val="17"/>
+              </w:rPr>
+              <w:t>38.3%</w:t>
+            </w:r>
+          </w:p>
+        </w:tc>
+      </w:tr>
+      <w:tr>
+        <w:tc>
+          <w:tcPr>
+            <w:tcW w:type="dxa" w:w="2835"/>
+          </w:tcPr>
+          <w:p>
+            <w:r/>
+            <w:r>
+              <w:rPr>
+                <w:color w:val="1A1D21"/>
+                <w:sz w:val="17"/>
+              </w:rPr>
+              <w:t>Overheads</w:t>
+            </w:r>
+          </w:p>
+        </w:tc>
+        <w:tc>
+          <w:tcPr>
+            <w:tcW w:type="dxa" w:w="1304"/>
+          </w:tcPr>
+          <w:p>
+            <w:pPr>
+              <w:jc w:val="right"/>
+            </w:pPr>
+            <w:r/>
+            <w:r>
+              <w:rPr>
+                <w:color w:val="1A1D21"/>
+                <w:sz w:val="17"/>
+              </w:rPr>
+              <w:t>7,066</w:t>
+            </w:r>
+          </w:p>
+        </w:tc>
+        <w:tc>
+          <w:tcPr>
+            <w:tcW w:type="dxa" w:w="1304"/>
+          </w:tcPr>
+          <w:p>
+            <w:pPr>
+              <w:jc w:val="right"/>
+            </w:pPr>
+            <w:r/>
+            <w:r>
+              <w:rPr>
+                <w:color w:val="1A1D21"/>
+                <w:sz w:val="17"/>
+              </w:rPr>
+              <w:t>10,173</w:t>
+            </w:r>
+          </w:p>
+        </w:tc>
+        <w:tc>
+          <w:tcPr>
+            <w:tcW w:type="dxa" w:w="1304"/>
+          </w:tcPr>
+          <w:p>
+            <w:pPr>
+              <w:jc w:val="right"/>
+            </w:pPr>
+            <w:r/>
+            <w:r>
+              <w:rPr>
+                <w:color w:val="1A1D21"/>
+                <w:sz w:val="17"/>
+              </w:rPr>
+              <w:t>14,648</w:t>
+            </w:r>
+          </w:p>
+        </w:tc>
+        <w:tc>
+          <w:tcPr>
+            <w:tcW w:type="dxa" w:w="1304"/>
+          </w:tcPr>
+          <w:p>
+            <w:pPr>
+              <w:jc w:val="right"/>
+            </w:pPr>
+            <w:r/>
+            <w:r>
+              <w:rPr>
+                <w:color w:val="1A1D21"/>
+                <w:sz w:val="17"/>
+              </w:rPr>
+              <w:t>21,090</w:t>
+            </w:r>
+          </w:p>
+        </w:tc>
+        <w:tc>
+          <w:tcPr>
+            <w:tcW w:type="dxa" w:w="1304"/>
+          </w:tcPr>
+          <w:p>
+            <w:pPr>
+              <w:jc w:val="right"/>
+            </w:pPr>
+            <w:r/>
+            <w:r>
+              <w:rPr>
+                <w:color w:val="1A1D21"/>
+                <w:sz w:val="17"/>
+              </w:rPr>
+              <w:t>30,365</w:t>
+            </w:r>
+          </w:p>
+        </w:tc>
+      </w:tr>
+      <w:tr>
+        <w:tc>
+          <w:tcPr>
+            <w:tcW w:type="dxa" w:w="2835"/>
+          </w:tcPr>
+          <w:p>
+            <w:r/>
+            <w:r>
+              <w:rPr>
+                <w:color w:val="1A1D21"/>
+                <w:sz w:val="17"/>
+              </w:rPr>
+              <w:t>Operating profit</w:t>
+            </w:r>
+          </w:p>
+        </w:tc>
+        <w:tc>
+          <w:tcPr>
+            <w:tcW w:type="dxa" w:w="1304"/>
+          </w:tcPr>
+          <w:p>
+            <w:pPr>
+              <w:jc w:val="right"/>
+            </w:pPr>
+            <w:r/>
+            <w:r>
+              <w:rPr>
+                <w:color w:val="1A1D21"/>
+                <w:sz w:val="17"/>
+              </w:rPr>
+              <w:t>7,927</w:t>
+            </w:r>
+          </w:p>
+        </w:tc>
+        <w:tc>
+          <w:tcPr>
+            <w:tcW w:type="dxa" w:w="1304"/>
+          </w:tcPr>
+          <w:p>
+            <w:pPr>
+              <w:jc w:val="right"/>
+            </w:pPr>
+            <w:r/>
+            <w:r>
+              <w:rPr>
+                <w:color w:val="1A1D21"/>
+                <w:sz w:val="17"/>
+              </w:rPr>
+              <w:t>11,414</w:t>
+            </w:r>
+          </w:p>
+        </w:tc>
+        <w:tc>
+          <w:tcPr>
+            <w:tcW w:type="dxa" w:w="1304"/>
+          </w:tcPr>
+          <w:p>
+            <w:pPr>
+              <w:jc w:val="right"/>
+            </w:pPr>
+            <w:r/>
+            <w:r>
+              <w:rPr>
+                <w:color w:val="1A1D21"/>
+                <w:sz w:val="17"/>
+              </w:rPr>
+              <w:t>16,433</w:t>
+            </w:r>
+          </w:p>
+        </w:tc>
+        <w:tc>
+          <w:tcPr>
+            <w:tcW w:type="dxa" w:w="1304"/>
+          </w:tcPr>
+          <w:p>
+            <w:pPr>
+              <w:jc w:val="right"/>
+            </w:pPr>
+            <w:r/>
+            <w:r>
+              <w:rPr>
+                <w:color w:val="1A1D21"/>
+                <w:sz w:val="17"/>
+              </w:rPr>
+              <w:t>23,661</w:t>
+            </w:r>
+          </w:p>
+        </w:tc>
+        <w:tc>
+          <w:tcPr>
+            <w:tcW w:type="dxa" w:w="1304"/>
+          </w:tcPr>
+          <w:p>
+            <w:pPr>
+              <w:jc w:val="right"/>
+            </w:pPr>
+            <w:r/>
+            <w:r>
+              <w:rPr>
+                <w:color w:val="1A1D21"/>
+                <w:sz w:val="17"/>
+              </w:rPr>
+              <w:t>34,067</w:t>
+            </w:r>
+          </w:p>
+        </w:tc>
+      </w:tr>
+      <w:tr>
+        <w:tc>
+          <w:tcPr>
+            <w:tcW w:type="dxa" w:w="2835"/>
+          </w:tcPr>
+          <w:p>
+            <w:r/>
+            <w:r>
+              <w:rPr>
+                <w:color w:val="1A1D21"/>
+                <w:sz w:val="17"/>
+              </w:rPr>
+              <w:t>Finance cost</w:t>
+            </w:r>
+          </w:p>
+        </w:tc>
+        <w:tc>
+          <w:tcPr>
+            <w:tcW w:type="dxa" w:w="1304"/>
+          </w:tcPr>
+          <w:p>
+            <w:pPr>
+              <w:jc w:val="right"/>
+            </w:pPr>
+            <w:r/>
+            <w:r>
+              <w:rPr>
+                <w:color w:val="1A1D21"/>
+                <w:sz w:val="17"/>
+              </w:rPr>
+              <w:t>3,348</w:t>
+            </w:r>
+          </w:p>
+        </w:tc>
+        <w:tc>
+          <w:tcPr>
+            <w:tcW w:type="dxa" w:w="1304"/>
+          </w:tcPr>
+          <w:p>
+            <w:pPr>
+              <w:jc w:val="right"/>
+            </w:pPr>
+            <w:r/>
+            <w:r>
+              <w:rPr>
+                <w:color w:val="1A1D21"/>
+                <w:sz w:val="17"/>
+              </w:rPr>
+              <w:t>3,348</w:t>
+            </w:r>
+          </w:p>
+        </w:tc>
+        <w:tc>
+          <w:tcPr>
+            <w:tcW w:type="dxa" w:w="1304"/>
+          </w:tcPr>
+          <w:p>
+            <w:pPr>
+              <w:jc w:val="right"/>
+            </w:pPr>
+            <w:r/>
+            <w:r>
+              <w:rPr>
+                <w:color w:val="1A1D21"/>
+                <w:sz w:val="17"/>
+              </w:rPr>
+              <w:t>3,348</w:t>
+            </w:r>
+          </w:p>
+        </w:tc>
+        <w:tc>
+          <w:tcPr>
+            <w:tcW w:type="dxa" w:w="1304"/>
+          </w:tcPr>
+          <w:p>
+            <w:pPr>
+              <w:jc w:val="right"/>
+            </w:pPr>
+            <w:r/>
+            <w:r>
+              <w:rPr>
+                <w:color w:val="1A1D21"/>
+                <w:sz w:val="17"/>
+              </w:rPr>
+              <w:t>3,348</w:t>
+            </w:r>
+          </w:p>
+        </w:tc>
+        <w:tc>
+          <w:tcPr>
+            <w:tcW w:type="dxa" w:w="1304"/>
+          </w:tcPr>
+          <w:p>
+            <w:pPr>
+              <w:jc w:val="right"/>
+            </w:pPr>
+            <w:r/>
+            <w:r>
+              <w:rPr>
+                <w:color w:val="1A1D21"/>
+                <w:sz w:val="17"/>
+              </w:rPr>
+              <w:t>3,348</w:t>
+            </w:r>
+          </w:p>
+        </w:tc>
+      </w:tr>
+      <w:tr>
+        <w:tc>
+          <w:tcPr>
+            <w:tcW w:type="dxa" w:w="2835"/>
+          </w:tcPr>
+          <w:p>
+            <w:r/>
+            <w:r>
+              <w:rPr>
+                <w:color w:val="1A1D21"/>
+                <w:sz w:val="17"/>
+              </w:rPr>
+              <w:t>Profit before tax</w:t>
+            </w:r>
+          </w:p>
+        </w:tc>
+        <w:tc>
+          <w:tcPr>
+            <w:tcW w:type="dxa" w:w="1304"/>
+          </w:tcPr>
+          <w:p>
+            <w:pPr>
+              <w:jc w:val="right"/>
+            </w:pPr>
+            <w:r/>
+            <w:r>
+              <w:rPr>
+                <w:color w:val="1A1D21"/>
+                <w:sz w:val="17"/>
+              </w:rPr>
+              <w:t>4,580</w:t>
+            </w:r>
+          </w:p>
+        </w:tc>
+        <w:tc>
+          <w:tcPr>
+            <w:tcW w:type="dxa" w:w="1304"/>
+          </w:tcPr>
+          <w:p>
+            <w:pPr>
+              <w:jc w:val="right"/>
+            </w:pPr>
+            <w:r/>
+            <w:r>
+              <w:rPr>
+                <w:color w:val="1A1D21"/>
+                <w:sz w:val="17"/>
+              </w:rPr>
+              <w:t>8,066</w:t>
+            </w:r>
+          </w:p>
+        </w:tc>
+        <w:tc>
+          <w:tcPr>
+            <w:tcW w:type="dxa" w:w="1304"/>
+          </w:tcPr>
+          <w:p>
+            <w:pPr>
+              <w:jc w:val="right"/>
+            </w:pPr>
+            <w:r/>
+            <w:r>
+              <w:rPr>
+                <w:color w:val="1A1D21"/>
+                <w:sz w:val="17"/>
+              </w:rPr>
+              <w:t>13,086</w:t>
+            </w:r>
+          </w:p>
+        </w:tc>
+        <w:tc>
+          <w:tcPr>
+            <w:tcW w:type="dxa" w:w="1304"/>
+          </w:tcPr>
+          <w:p>
+            <w:pPr>
+              <w:jc w:val="right"/>
+            </w:pPr>
+            <w:r/>
+            <w:r>
+              <w:rPr>
+                <w:color w:val="1A1D21"/>
+                <w:sz w:val="17"/>
+              </w:rPr>
+              <w:t>20,313</w:t>
+            </w:r>
+          </w:p>
+        </w:tc>
+        <w:tc>
+          <w:tcPr>
+            <w:tcW w:type="dxa" w:w="1304"/>
+          </w:tcPr>
+          <w:p>
+            <w:pPr>
+              <w:jc w:val="right"/>
+            </w:pPr>
+            <w:r/>
+            <w:r>
+              <w:rPr>
+                <w:color w:val="1A1D21"/>
+                <w:sz w:val="17"/>
+              </w:rPr>
+              <w:t>30,719</w:t>
+            </w:r>
+          </w:p>
+        </w:tc>
+      </w:tr>
+      <w:tr>
+        <w:tc>
+          <w:tcPr>
+            <w:tcW w:type="dxa" w:w="2835"/>
+          </w:tcPr>
+          <w:p>
+            <w:r/>
+            <w:r>
+              <w:rPr>
+                <w:color w:val="1A1D21"/>
+                <w:sz w:val="17"/>
+              </w:rPr>
+              <w:t>Tax rate</w:t>
+            </w:r>
+          </w:p>
+        </w:tc>
+        <w:tc>
+          <w:tcPr>
+            <w:tcW w:type="dxa" w:w="1304"/>
+          </w:tcPr>
+          <w:p>
+            <w:pPr>
+              <w:jc w:val="right"/>
+            </w:pPr>
+            <w:r/>
+            <w:r>
+              <w:rPr>
+                <w:color w:val="1A1D21"/>
+                <w:sz w:val="17"/>
+              </w:rPr>
+              <w:t>22.5%</w:t>
+            </w:r>
+          </w:p>
+        </w:tc>
+        <w:tc>
+          <w:tcPr>
+            <w:tcW w:type="dxa" w:w="1304"/>
+          </w:tcPr>
+          <w:p>
+            <w:pPr>
+              <w:jc w:val="right"/>
+            </w:pPr>
+            <w:r/>
+            <w:r>
+              <w:rPr>
+                <w:color w:val="1A1D21"/>
+                <w:sz w:val="17"/>
+              </w:rPr>
+              <w:t>22.5%</w:t>
+            </w:r>
+          </w:p>
+        </w:tc>
+        <w:tc>
+          <w:tcPr>
+            <w:tcW w:type="dxa" w:w="1304"/>
+          </w:tcPr>
+          <w:p>
+            <w:pPr>
+              <w:jc w:val="right"/>
+            </w:pPr>
+            <w:r/>
+            <w:r>
+              <w:rPr>
+                <w:color w:val="1A1D21"/>
+                <w:sz w:val="17"/>
+              </w:rPr>
+              <w:t>22.5%</w:t>
+            </w:r>
+          </w:p>
+        </w:tc>
+        <w:tc>
+          <w:tcPr>
+            <w:tcW w:type="dxa" w:w="1304"/>
+          </w:tcPr>
+          <w:p>
+            <w:pPr>
+              <w:jc w:val="right"/>
+            </w:pPr>
+            <w:r/>
+            <w:r>
+              <w:rPr>
+                <w:color w:val="1A1D21"/>
+                <w:sz w:val="17"/>
+              </w:rPr>
+              <w:t>22.5%</w:t>
+            </w:r>
+          </w:p>
+        </w:tc>
+        <w:tc>
+          <w:tcPr>
+            <w:tcW w:type="dxa" w:w="1304"/>
+          </w:tcPr>
+          <w:p>
+            <w:pPr>
+              <w:jc w:val="right"/>
+            </w:pPr>
+            <w:r/>
+            <w:r>
+              <w:rPr>
+                <w:color w:val="1A1D21"/>
+                <w:sz w:val="17"/>
+              </w:rPr>
+              <w:t>22.5%</w:t>
+            </w:r>
+          </w:p>
+        </w:tc>
+      </w:tr>
+      <w:tr>
+        <w:tc>
+          <w:tcPr>
+            <w:tcW w:type="dxa" w:w="2835"/>
+          </w:tcPr>
+          <w:p>
+            <w:r/>
+            <w:r>
+              <w:rPr>
+                <w:color w:val="1A1D21"/>
+                <w:sz w:val="17"/>
+              </w:rPr>
+              <w:t>Net profit</w:t>
+            </w:r>
+          </w:p>
+        </w:tc>
+        <w:tc>
+          <w:tcPr>
+            <w:tcW w:type="dxa" w:w="1304"/>
+          </w:tcPr>
+          <w:p>
+            <w:pPr>
+              <w:jc w:val="right"/>
+            </w:pPr>
+            <w:r/>
+            <w:r>
+              <w:rPr>
+                <w:color w:val="1A1D21"/>
+                <w:sz w:val="17"/>
+              </w:rPr>
+              <w:t>3,549</w:t>
+            </w:r>
+          </w:p>
+        </w:tc>
+        <w:tc>
+          <w:tcPr>
+            <w:tcW w:type="dxa" w:w="1304"/>
+          </w:tcPr>
+          <w:p>
+            <w:pPr>
+              <w:jc w:val="right"/>
+            </w:pPr>
+            <w:r/>
+            <w:r>
+              <w:rPr>
+                <w:color w:val="1A1D21"/>
+                <w:sz w:val="17"/>
+              </w:rPr>
+              <w:t>6,251</w:t>
+            </w:r>
+          </w:p>
+        </w:tc>
+        <w:tc>
+          <w:tcPr>
+            <w:tcW w:type="dxa" w:w="1304"/>
+          </w:tcPr>
+          <w:p>
+            <w:pPr>
+              <w:jc w:val="right"/>
+            </w:pPr>
+            <w:r/>
+            <w:r>
+              <w:rPr>
+                <w:color w:val="1A1D21"/>
+                <w:sz w:val="17"/>
+              </w:rPr>
+              <w:t>10,141</w:t>
+            </w:r>
+          </w:p>
+        </w:tc>
+        <w:tc>
+          <w:tcPr>
+            <w:tcW w:type="dxa" w:w="1304"/>
+          </w:tcPr>
+          <w:p>
+            <w:pPr>
+              <w:jc w:val="right"/>
+            </w:pPr>
+            <w:r/>
+            <w:r>
+              <w:rPr>
+                <w:color w:val="1A1D21"/>
+                <w:sz w:val="17"/>
+              </w:rPr>
+              <w:t>15,743</w:t>
+            </w:r>
+          </w:p>
+        </w:tc>
+        <w:tc>
+          <w:tcPr>
+            <w:tcW w:type="dxa" w:w="1304"/>
+          </w:tcPr>
+          <w:p>
+            <w:pPr>
+              <w:jc w:val="right"/>
+            </w:pPr>
+            <w:r/>
+            <w:r>
+              <w:rPr>
+                <w:color w:val="1A1D21"/>
+                <w:sz w:val="17"/>
+              </w:rPr>
+              <w:t>23,807</w:t>
+            </w:r>
+          </w:p>
+        </w:tc>
+      </w:tr>
+      <w:tr>
+        <w:tc>
+          <w:tcPr>
+            <w:tcW w:type="dxa" w:w="2835"/>
+          </w:tcPr>
+          <w:p>
+            <w:r/>
+            <w:r>
+              <w:rPr>
+                <w:color w:val="1A1D21"/>
+                <w:sz w:val="17"/>
+              </w:rPr>
+              <w:t>Earnings per share (EGP)</w:t>
+            </w:r>
+          </w:p>
+        </w:tc>
+        <w:tc>
+          <w:tcPr>
+            <w:tcW w:type="dxa" w:w="1304"/>
+          </w:tcPr>
+          <w:p>
+            <w:pPr>
+              <w:jc w:val="right"/>
+            </w:pPr>
+            <w:r/>
+            <w:r>
+              <w:rPr>
+                <w:color w:val="1A1D21"/>
+                <w:sz w:val="17"/>
+              </w:rPr>
+              <w:t>1.24</w:t>
+            </w:r>
+          </w:p>
+        </w:tc>
+        <w:tc>
+          <w:tcPr>
+            <w:tcW w:type="dxa" w:w="1304"/>
+          </w:tcPr>
+          <w:p>
+            <w:pPr>
+              <w:jc w:val="right"/>
+            </w:pPr>
+            <w:r/>
+            <w:r>
+              <w:rPr>
+                <w:color w:val="1A1D21"/>
+                <w:sz w:val="17"/>
+              </w:rPr>
+              <w:t>2.19</w:t>
+            </w:r>
+          </w:p>
+        </w:tc>
+        <w:tc>
+          <w:tcPr>
+            <w:tcW w:type="dxa" w:w="1304"/>
+          </w:tcPr>
+          <w:p>
+            <w:pPr>
+              <w:jc w:val="right"/>
+            </w:pPr>
+            <w:r/>
+            <w:r>
+              <w:rPr>
+                <w:color w:val="1A1D21"/>
+                <w:sz w:val="17"/>
+              </w:rPr>
+              <w:t>3.55</w:t>
+            </w:r>
+          </w:p>
+        </w:tc>
+        <w:tc>
+          <w:tcPr>
+            <w:tcW w:type="dxa" w:w="1304"/>
+          </w:tcPr>
+          <w:p>
+            <w:pPr>
+              <w:jc w:val="right"/>
+            </w:pPr>
+            <w:r/>
+            <w:r>
+              <w:rPr>
+                <w:color w:val="1A1D21"/>
+                <w:sz w:val="17"/>
+              </w:rPr>
+              <w:t>5.50</w:t>
+            </w:r>
+          </w:p>
+        </w:tc>
+        <w:tc>
+          <w:tcPr>
+            <w:tcW w:type="dxa" w:w="1304"/>
+          </w:tcPr>
+          <w:p>
+            <w:pPr>
+              <w:jc w:val="right"/>
+            </w:pPr>
+            <w:r/>
+            <w:r>
+              <w:rPr>
+                <w:color w:val="1A1D21"/>
+                <w:sz w:val="17"/>
+              </w:rPr>
+              <w:t>8.32</w:t>
+            </w:r>
+          </w:p>
+        </w:tc>
+      </w:tr>
+      <w:tr>
+        <w:tc>
+          <w:tcPr>
+            <w:tcW w:type="dxa" w:w="2835"/>
+          </w:tcPr>
+          <w:p>
+            <w:r/>
+            <w:r>
+              <w:rPr>
+                <w:color w:val="1A1D21"/>
+                <w:sz w:val="17"/>
+              </w:rPr>
+              <w:t>Order book, closing</w:t>
+            </w:r>
+          </w:p>
+        </w:tc>
+        <w:tc>
+          <w:tcPr>
+            <w:tcW w:type="dxa" w:w="1304"/>
+          </w:tcPr>
+          <w:p>
+            <w:pPr>
+              <w:jc w:val="right"/>
+            </w:pPr>
+            <w:r/>
+            <w:r>
+              <w:rPr>
+                <w:color w:val="1A1D21"/>
+                <w:sz w:val="17"/>
+              </w:rPr>
+              <w:t>362,852</w:t>
+            </w:r>
+          </w:p>
+        </w:tc>
+        <w:tc>
+          <w:tcPr>
+            <w:tcW w:type="dxa" w:w="1304"/>
+          </w:tcPr>
+          <w:p>
+            <w:pPr>
+              <w:jc w:val="right"/>
+            </w:pPr>
+            <w:r/>
+            <w:r>
+              <w:rPr>
+                <w:color w:val="1A1D21"/>
+                <w:sz w:val="17"/>
+              </w:rPr>
+              <w:t>480,326</w:t>
+            </w:r>
+          </w:p>
+        </w:tc>
+        <w:tc>
+          <w:tcPr>
+            <w:tcW w:type="dxa" w:w="1304"/>
+          </w:tcPr>
+          <w:p>
+            <w:pPr>
+              <w:jc w:val="right"/>
+            </w:pPr>
+            <w:r/>
+            <w:r>
+              <w:rPr>
+                <w:color w:val="1A1D21"/>
+                <w:sz w:val="17"/>
+              </w:rPr>
+              <w:t>616,548</w:t>
+            </w:r>
+          </w:p>
+        </w:tc>
+        <w:tc>
+          <w:tcPr>
+            <w:tcW w:type="dxa" w:w="1304"/>
+          </w:tcPr>
+          <w:p>
+            <w:pPr>
+              <w:jc w:val="right"/>
+            </w:pPr>
+            <w:r/>
+            <w:r>
+              <w:rPr>
+                <w:color w:val="1A1D21"/>
+                <w:sz w:val="17"/>
+              </w:rPr>
+              <w:t>771,468</w:t>
+            </w:r>
+          </w:p>
+        </w:tc>
+        <w:tc>
+          <w:tcPr>
+            <w:tcW w:type="dxa" w:w="1304"/>
+          </w:tcPr>
+          <w:p>
+            <w:pPr>
+              <w:jc w:val="right"/>
+            </w:pPr>
+            <w:r/>
+            <w:r>
+              <w:rPr>
+                <w:color w:val="1A1D21"/>
+                <w:sz w:val="17"/>
+              </w:rPr>
+              <w:t>942,924</w:t>
             </w:r>
           </w:p>
         </w:tc>
@@ -2129,7 +3491,347 @@
           <w:color w:val="5B6570"/>
           <w:sz w:val="16"/>
         </w:rPr>
-        <w:t>EGP million, central case. The full ten-year path and the bridge from enterprise value to equity are in the accompanying workbook.</w:t>
+        <w:t>Every line follows from the two engines above. Gross margin is what price per unit and cost per unit leave behind, not an assumption.</w:t>
+      </w:r>
+    </w:p>
+    <w:p>
+      <w:pPr>
+        <w:spacing w:after="140"/>
+      </w:pPr>
+      <w:r>
+        <w:rPr>
+          <w:b w:val="0"/>
+          <w:i w:val="0"/>
+          <w:color w:val="1A1D21"/>
+          <w:sz w:val="20"/>
+        </w:rPr>
+        <w:t>Three anchors hold this table to what was actually reported. FY2026 is part-reported: the company disclosed first-quarter revenue of EGP 9,300 million, up 11 per cent on the same quarter of 2025, which places that quarter at 23.2 per cent of the full year and gives an FY2026 revenue anchor of EGP 40,148 million from the actual rather than from a trend. The finance charge is the disclosed rate on the interest-bearing borrowings, 13.91 per cent, not the 25.50 per cent marginal rate used for discounting — a large part of the balance does not bear interest and part of the charge is capitalised into work in progress. And the gross margin is held at 38.3 per cent, the average of the last two disclosures.</w:t>
+      </w:r>
+    </w:p>
+    <w:p>
+      <w:pPr>
+        <w:spacing w:after="140"/>
+      </w:pPr>
+      <w:r>
+        <w:rPr>
+          <w:b w:val="0"/>
+          <w:i w:val="0"/>
+          <w:color w:val="1A1D21"/>
+          <w:sz w:val="20"/>
+        </w:rPr>
+        <w:t>One drift was measured and deliberately not carried. The move from a 41.2 per cent gross margin in 2025 to 35.5 per cent in the first quarter of 2026 implies cost rising about 9.6 per cent a year faster than price. Compounded over five years that takes gross margin to 7.5 per cent and the company to a loss by 2030 — on the strength of one quarter against one year, for a developer whose margin moves with which project happens to hand over. It is sensitised in section 1.9 instead of extrapolated.</w:t>
+      </w:r>
+    </w:p>
+    <w:tbl>
+      <w:tblPr>
+        <w:tblStyle w:val="TableGrid"/>
+        <w:tblW w:type="auto" w:w="0"/>
+        <w:jc w:val="center"/>
+        <w:tblLayout w:type="fixed"/>
+        <w:tblLook w:firstColumn="1" w:firstRow="1" w:lastColumn="0" w:lastRow="0" w:noHBand="0" w:noVBand="1" w:val="04A0"/>
+        <w:tblLayout w:type="fixed"/>
+      </w:tblPr>
+      <w:tblGrid>
+        <w:gridCol w:w="2408"/>
+        <w:gridCol w:w="2408"/>
+        <w:gridCol w:w="2408"/>
+        <w:gridCol w:w="2408"/>
+      </w:tblGrid>
+      <w:tr>
+        <w:trPr>
+          <w:tblHeader w:val="true"/>
+        </w:trPr>
+        <w:tc>
+          <w:tcPr>
+            <w:tcW w:type="dxa" w:w="3402"/>
+          </w:tcPr>
+          <w:p>
+            <w:r/>
+            <w:r>
+              <w:rPr>
+                <w:b/>
+                <w:color w:val="5B6570"/>
+                <w:sz w:val="17"/>
+              </w:rPr>
+              <w:t>Revenue, years three to five (EGP mn)</w:t>
+            </w:r>
+          </w:p>
+        </w:tc>
+        <w:tc>
+          <w:tcPr>
+            <w:tcW w:type="dxa" w:w="1928"/>
+          </w:tcPr>
+          <w:p>
+            <w:r/>
+            <w:r>
+              <w:rPr>
+                <w:b/>
+                <w:color w:val="5B6570"/>
+                <w:sz w:val="17"/>
+              </w:rPr>
+              <w:t>Low</w:t>
+            </w:r>
+          </w:p>
+        </w:tc>
+        <w:tc>
+          <w:tcPr>
+            <w:tcW w:type="dxa" w:w="1928"/>
+          </w:tcPr>
+          <w:p>
+            <w:r/>
+            <w:r>
+              <w:rPr>
+                <w:b/>
+                <w:color w:val="5B6570"/>
+                <w:sz w:val="17"/>
+              </w:rPr>
+              <w:t>Point</w:t>
+            </w:r>
+          </w:p>
+        </w:tc>
+        <w:tc>
+          <w:tcPr>
+            <w:tcW w:type="dxa" w:w="1928"/>
+          </w:tcPr>
+          <w:p>
+            <w:r/>
+            <w:r>
+              <w:rPr>
+                <w:b/>
+                <w:color w:val="5B6570"/>
+                <w:sz w:val="17"/>
+              </w:rPr>
+              <w:t>High</w:t>
+            </w:r>
+          </w:p>
+        </w:tc>
+      </w:tr>
+      <w:tr>
+        <w:tc>
+          <w:tcPr>
+            <w:tcW w:type="dxa" w:w="3402"/>
+          </w:tcPr>
+          <w:p>
+            <w:r/>
+            <w:r>
+              <w:rPr>
+                <w:color w:val="1A1D21"/>
+                <w:sz w:val="17"/>
+              </w:rPr>
+              <w:t>2028</w:t>
+            </w:r>
+          </w:p>
+        </w:tc>
+        <w:tc>
+          <w:tcPr>
+            <w:tcW w:type="dxa" w:w="1928"/>
+          </w:tcPr>
+          <w:p>
+            <w:pPr>
+              <w:jc w:val="right"/>
+            </w:pPr>
+            <w:r/>
+            <w:r>
+              <w:rPr>
+                <w:color w:val="1A1D21"/>
+                <w:sz w:val="17"/>
+              </w:rPr>
+              <w:t>37,567</w:t>
+            </w:r>
+          </w:p>
+        </w:tc>
+        <w:tc>
+          <w:tcPr>
+            <w:tcW w:type="dxa" w:w="1928"/>
+          </w:tcPr>
+          <w:p>
+            <w:pPr>
+              <w:jc w:val="right"/>
+            </w:pPr>
+            <w:r/>
+            <w:r>
+              <w:rPr>
+                <w:color w:val="1A1D21"/>
+                <w:sz w:val="17"/>
+              </w:rPr>
+              <w:t>83,228</w:t>
+            </w:r>
+          </w:p>
+        </w:tc>
+        <w:tc>
+          <w:tcPr>
+            <w:tcW w:type="dxa" w:w="1928"/>
+          </w:tcPr>
+          <w:p>
+            <w:pPr>
+              <w:jc w:val="right"/>
+            </w:pPr>
+            <w:r/>
+            <w:r>
+              <w:rPr>
+                <w:color w:val="1A1D21"/>
+                <w:sz w:val="17"/>
+              </w:rPr>
+              <w:t>157,708</w:t>
+            </w:r>
+          </w:p>
+        </w:tc>
+      </w:tr>
+      <w:tr>
+        <w:tc>
+          <w:tcPr>
+            <w:tcW w:type="dxa" w:w="3402"/>
+          </w:tcPr>
+          <w:p>
+            <w:r/>
+            <w:r>
+              <w:rPr>
+                <w:color w:val="1A1D21"/>
+                <w:sz w:val="17"/>
+              </w:rPr>
+              <w:t>2029</w:t>
+            </w:r>
+          </w:p>
+        </w:tc>
+        <w:tc>
+          <w:tcPr>
+            <w:tcW w:type="dxa" w:w="1928"/>
+          </w:tcPr>
+          <w:p>
+            <w:pPr>
+              <w:jc w:val="right"/>
+            </w:pPr>
+            <w:r/>
+            <w:r>
+              <w:rPr>
+                <w:color w:val="1A1D21"/>
+                <w:sz w:val="17"/>
+              </w:rPr>
+              <w:t>57,855</w:t>
+            </w:r>
+          </w:p>
+        </w:tc>
+        <w:tc>
+          <w:tcPr>
+            <w:tcW w:type="dxa" w:w="1928"/>
+          </w:tcPr>
+          <w:p>
+            <w:pPr>
+              <w:jc w:val="right"/>
+            </w:pPr>
+            <w:r/>
+            <w:r>
+              <w:rPr>
+                <w:color w:val="1A1D21"/>
+                <w:sz w:val="17"/>
+              </w:rPr>
+              <w:t>119,831</w:t>
+            </w:r>
+          </w:p>
+        </w:tc>
+        <w:tc>
+          <w:tcPr>
+            <w:tcW w:type="dxa" w:w="1928"/>
+          </w:tcPr>
+          <w:p>
+            <w:pPr>
+              <w:jc w:val="right"/>
+            </w:pPr>
+            <w:r/>
+            <w:r>
+              <w:rPr>
+                <w:color w:val="1A1D21"/>
+                <w:sz w:val="17"/>
+              </w:rPr>
+              <w:t>254,120</w:t>
+            </w:r>
+          </w:p>
+        </w:tc>
+      </w:tr>
+      <w:tr>
+        <w:tc>
+          <w:tcPr>
+            <w:tcW w:type="dxa" w:w="3402"/>
+          </w:tcPr>
+          <w:p>
+            <w:r/>
+            <w:r>
+              <w:rPr>
+                <w:color w:val="1A1D21"/>
+                <w:sz w:val="17"/>
+              </w:rPr>
+              <w:t>2030</w:t>
+            </w:r>
+          </w:p>
+        </w:tc>
+        <w:tc>
+          <w:tcPr>
+            <w:tcW w:type="dxa" w:w="1928"/>
+          </w:tcPr>
+          <w:p>
+            <w:pPr>
+              <w:jc w:val="right"/>
+            </w:pPr>
+            <w:r/>
+            <w:r>
+              <w:rPr>
+                <w:color w:val="1A1D21"/>
+                <w:sz w:val="17"/>
+              </w:rPr>
+              <w:t>112,623</w:t>
+            </w:r>
+          </w:p>
+        </w:tc>
+        <w:tc>
+          <w:tcPr>
+            <w:tcW w:type="dxa" w:w="1928"/>
+          </w:tcPr>
+          <w:p>
+            <w:pPr>
+              <w:jc w:val="right"/>
+            </w:pPr>
+            <w:r/>
+            <w:r>
+              <w:rPr>
+                <w:color w:val="1A1D21"/>
+                <w:sz w:val="17"/>
+              </w:rPr>
+              <w:t>172,533</w:t>
+            </w:r>
+          </w:p>
+        </w:tc>
+        <w:tc>
+          <w:tcPr>
+            <w:tcW w:type="dxa" w:w="1928"/>
+          </w:tcPr>
+          <w:p>
+            <w:pPr>
+              <w:jc w:val="right"/>
+            </w:pPr>
+            <w:r/>
+            <w:r>
+              <w:rPr>
+                <w:color w:val="1A1D21"/>
+                <w:sz w:val="17"/>
+              </w:rPr>
+              <w:t>288,343</w:t>
+            </w:r>
+          </w:p>
+        </w:tc>
+      </w:tr>
+    </w:tbl>
+    <w:p>
+      <w:pPr>
+        <w:spacing w:after="200"/>
+      </w:pPr>
+      <w:r>
+        <w:rPr>
+          <w:b w:val="0"/>
+          <w:i/>
+          <w:color w:val="5B6570"/>
+          <w:sz w:val="16"/>
+        </w:rPr>
+        <w:t>The band is this method's OWN measured error at each horizon, taken from testing it across ten annual starting points on the company's 2011-2025 history. It is not a scenario; it is the spread the method has actually produced.</w:t>
       </w:r>
     </w:p>
     <w:tbl>
@@ -2146,6 +3848,9 @@
         <w:gridCol w:w="4816"/>
       </w:tblGrid>
       <w:tr>
+        <w:trPr>
+          <w:tblHeader w:val="true"/>
+        </w:trPr>
         <w:tc>
           <w:tcPr>
             <w:tcW w:type="dxa" w:w="6009"/>
@@ -2158,7 +3863,7 @@
                 <w:color w:val="5B6570"/>
                 <w:sz w:val="17"/>
               </w:rPr>
-              <w:t>Bridge from enterprise value to equity, central case</w:t>
+              <w:t>Bridge from enterprise value to equity, base case</w:t>
             </w:r>
           </w:p>
         </w:tc>
@@ -2191,7 +3896,7 @@
                 <w:color w:val="1A1D21"/>
                 <w:sz w:val="17"/>
               </w:rPr>
-              <w:t>Present value of the explicit ten years</w:t>
+              <w:t>Present value of the explicit five years</w:t>
             </w:r>
           </w:p>
         </w:tc>
@@ -2209,7 +3914,7 @@
                 <w:color w:val="1A1D21"/>
                 <w:sz w:val="17"/>
               </w:rPr>
-              <w:t>49,460</w:t>
+              <w:t>23,030.2</w:t>
             </w:r>
           </w:p>
         </w:tc>
@@ -2226,7 +3931,7 @@
                 <w:color w:val="1A1D21"/>
                 <w:sz w:val="17"/>
               </w:rPr>
-              <w:t>Present value of the terminal value</w:t>
+              <w:t>Present value beyond year five</w:t>
             </w:r>
           </w:p>
         </w:tc>
@@ -2244,7 +3949,7 @@
                 <w:color w:val="1A1D21"/>
                 <w:sz w:val="17"/>
               </w:rPr>
-              <w:t>25,237</w:t>
+              <w:t>38,969.3</w:t>
             </w:r>
           </w:p>
         </w:tc>
@@ -2279,7 +3984,7 @@
                 <w:color w:val="1A1D21"/>
                 <w:sz w:val="17"/>
               </w:rPr>
-              <w:t>74,697</w:t>
+              <w:t>61,999.5</w:t>
             </w:r>
           </w:p>
         </w:tc>
@@ -2314,7 +4019,7 @@
                 <w:color w:val="1A1D21"/>
                 <w:sz w:val="17"/>
               </w:rPr>
-              <w:t>(24,133)</w:t>
+              <w:t>-24,133.2</w:t>
             </w:r>
           </w:p>
         </w:tc>
@@ -2349,7 +4054,7 @@
                 <w:color w:val="1A1D21"/>
                 <w:sz w:val="17"/>
               </w:rPr>
-              <w:t>3,612</w:t>
+              <w:t>3,611.6</w:t>
             </w:r>
           </w:p>
         </w:tc>
@@ -2384,7 +4089,7 @@
                 <w:color w:val="1A1D21"/>
                 <w:sz w:val="17"/>
               </w:rPr>
-              <w:t>1,032</w:t>
+              <w:t>1,032.5</w:t>
             </w:r>
           </w:p>
         </w:tc>
@@ -2419,7 +4124,7 @@
                 <w:color w:val="1A1D21"/>
                 <w:sz w:val="17"/>
               </w:rPr>
-              <w:t>55,208</w:t>
+              <w:t>42,510.4</w:t>
             </w:r>
           </w:p>
         </w:tc>
@@ -2436,7 +4141,7 @@
                 <w:color w:val="1A1D21"/>
                 <w:sz w:val="17"/>
               </w:rPr>
-              <w:t>Shares outstanding (millions)</w:t>
+              <w:t>Shares outstanding, millions</w:t>
             </w:r>
           </w:p>
         </w:tc>
@@ -2471,7 +4176,7 @@
                 <w:color w:val="1A1D21"/>
                 <w:sz w:val="17"/>
               </w:rPr>
-              <w:t>Value per share (EGP)</w:t>
+              <w:t>Value per share, EGP</w:t>
             </w:r>
           </w:p>
         </w:tc>
@@ -2489,7 +4194,7 @@
                 <w:color w:val="1A1D21"/>
                 <w:sz w:val="17"/>
               </w:rPr>
-              <w:t>19.30</w:t>
+              <w:t>14.9</w:t>
             </w:r>
           </w:p>
         </w:tc>
@@ -2506,7 +4211,7 @@
           <w:color w:val="5B6570"/>
           <w:sz w:val="16"/>
         </w:rPr>
-        <w:t>The terminal value is 34% of enterprise value in the central case, which is high and is one of the reasons no single figure is published.</w:t>
+        <w:t>The terminal value is 63 per cent of enterprise value, which is high and is one reason the range is published rather than a point.</w:t>
       </w:r>
     </w:p>
     <w:p>
@@ -2594,7 +4299,659 @@
           <w:color w:val="1A1D21"/>
           <w:sz w:val="20"/>
         </w:rPr>
-        <w:t>The cash-flow lens spans EGP 9.17 to EGP 38.74 depending on cash conversion. Book value is EGP 6.56. The market is at EGP 15.20. The lenses do not disagree about the business; they disagree about one number, and Figure 1 shows how far apart that one number pushes them.</w:t>
+        <w:t>The four lenses disagree, and the disagreement is the information. The discounted cash flow is the widest because it carries the crux; book value is the narrowest because it is arithmetic on a reported balance sheet. Normalised earnings power is the most severe: at a 31.3% cost of equity, a company earning a 11.7% net margin does not capitalise to much.</w:t>
+      </w:r>
+    </w:p>
+    <w:tbl>
+      <w:tblPr>
+        <w:tblStyle w:val="TableGrid"/>
+        <w:tblW w:type="auto" w:w="0"/>
+        <w:jc w:val="center"/>
+        <w:tblLayout w:type="fixed"/>
+        <w:tblLook w:firstColumn="1" w:firstRow="1" w:lastColumn="0" w:lastRow="0" w:noHBand="0" w:noVBand="1" w:val="04A0"/>
+        <w:tblLayout w:type="fixed"/>
+      </w:tblPr>
+      <w:tblGrid>
+        <w:gridCol w:w="1605"/>
+        <w:gridCol w:w="1605"/>
+        <w:gridCol w:w="1605"/>
+        <w:gridCol w:w="1605"/>
+        <w:gridCol w:w="1605"/>
+        <w:gridCol w:w="1605"/>
+      </w:tblGrid>
+      <w:tr>
+        <w:trPr>
+          <w:tblHeader w:val="true"/>
+        </w:trPr>
+        <w:tc>
+          <w:tcPr>
+            <w:tcW w:type="dxa" w:w="2381"/>
+          </w:tcPr>
+          <w:p>
+            <w:r/>
+            <w:r>
+              <w:rPr>
+                <w:b/>
+                <w:color w:val="5B6570"/>
+                <w:sz w:val="17"/>
+              </w:rPr>
+              <w:t>Lens</w:t>
+            </w:r>
+          </w:p>
+        </w:tc>
+        <w:tc>
+          <w:tcPr>
+            <w:tcW w:type="dxa" w:w="1134"/>
+          </w:tcPr>
+          <w:p>
+            <w:r/>
+            <w:r>
+              <w:rPr>
+                <w:b/>
+                <w:color w:val="5B6570"/>
+                <w:sz w:val="17"/>
+              </w:rPr>
+              <w:t>Bear</w:t>
+            </w:r>
+          </w:p>
+        </w:tc>
+        <w:tc>
+          <w:tcPr>
+            <w:tcW w:type="dxa" w:w="1134"/>
+          </w:tcPr>
+          <w:p>
+            <w:r/>
+            <w:r>
+              <w:rPr>
+                <w:b/>
+                <w:color w:val="5B6570"/>
+                <w:sz w:val="17"/>
+              </w:rPr>
+              <w:t>Base</w:t>
+            </w:r>
+          </w:p>
+        </w:tc>
+        <w:tc>
+          <w:tcPr>
+            <w:tcW w:type="dxa" w:w="1247"/>
+          </w:tcPr>
+          <w:p>
+            <w:r/>
+            <w:r>
+              <w:rPr>
+                <w:b/>
+                <w:color w:val="5B6570"/>
+                <w:sz w:val="17"/>
+              </w:rPr>
+              <w:t>Full value</w:t>
+            </w:r>
+          </w:p>
+        </w:tc>
+        <w:tc>
+          <w:tcPr>
+            <w:tcW w:type="dxa" w:w="907"/>
+          </w:tcPr>
+          <w:p>
+            <w:r/>
+            <w:r>
+              <w:rPr>
+                <w:b/>
+                <w:color w:val="5B6570"/>
+                <w:sz w:val="17"/>
+              </w:rPr>
+              <w:t>Weight</w:t>
+            </w:r>
+          </w:p>
+        </w:tc>
+        <w:tc>
+          <w:tcPr>
+            <w:tcW w:type="dxa" w:w="2494"/>
+          </w:tcPr>
+          <w:p>
+            <w:r/>
+            <w:r>
+              <w:rPr>
+                <w:b/>
+                <w:color w:val="5B6570"/>
+                <w:sz w:val="17"/>
+              </w:rPr>
+              <w:t>What moves it</w:t>
+            </w:r>
+          </w:p>
+        </w:tc>
+      </w:tr>
+      <w:tr>
+        <w:tc>
+          <w:tcPr>
+            <w:tcW w:type="dxa" w:w="2381"/>
+          </w:tcPr>
+          <w:p>
+            <w:r/>
+            <w:r>
+              <w:rPr>
+                <w:color w:val="1A1D21"/>
+                <w:sz w:val="17"/>
+              </w:rPr>
+              <w:t>Discounted cash flow</w:t>
+            </w:r>
+          </w:p>
+        </w:tc>
+        <w:tc>
+          <w:tcPr>
+            <w:tcW w:type="dxa" w:w="1134"/>
+          </w:tcPr>
+          <w:p>
+            <w:pPr>
+              <w:jc w:val="right"/>
+            </w:pPr>
+            <w:r/>
+            <w:r>
+              <w:rPr>
+                <w:color w:val="1A1D21"/>
+                <w:sz w:val="17"/>
+              </w:rPr>
+              <w:t>2.85</w:t>
+            </w:r>
+          </w:p>
+        </w:tc>
+        <w:tc>
+          <w:tcPr>
+            <w:tcW w:type="dxa" w:w="1134"/>
+          </w:tcPr>
+          <w:p>
+            <w:pPr>
+              <w:jc w:val="right"/>
+            </w:pPr>
+            <w:r/>
+            <w:r>
+              <w:rPr>
+                <w:color w:val="1A1D21"/>
+                <w:sz w:val="17"/>
+              </w:rPr>
+              <w:t>14.86</w:t>
+            </w:r>
+          </w:p>
+        </w:tc>
+        <w:tc>
+          <w:tcPr>
+            <w:tcW w:type="dxa" w:w="1247"/>
+          </w:tcPr>
+          <w:p>
+            <w:pPr>
+              <w:jc w:val="right"/>
+            </w:pPr>
+            <w:r/>
+            <w:r>
+              <w:rPr>
+                <w:color w:val="1A1D21"/>
+                <w:sz w:val="17"/>
+              </w:rPr>
+              <w:t>38.75</w:t>
+            </w:r>
+          </w:p>
+        </w:tc>
+        <w:tc>
+          <w:tcPr>
+            <w:tcW w:type="dxa" w:w="907"/>
+          </w:tcPr>
+          <w:p>
+            <w:pPr>
+              <w:jc w:val="right"/>
+            </w:pPr>
+            <w:r/>
+            <w:r>
+              <w:rPr>
+                <w:color w:val="1A1D21"/>
+                <w:sz w:val="17"/>
+              </w:rPr>
+              <w:t>45%</w:t>
+            </w:r>
+          </w:p>
+        </w:tc>
+        <w:tc>
+          <w:tcPr>
+            <w:tcW w:type="dxa" w:w="2494"/>
+          </w:tcPr>
+          <w:p>
+            <w:r/>
+            <w:r>
+              <w:rPr>
+                <w:color w:val="1A1D21"/>
+                <w:sz w:val="17"/>
+              </w:rPr>
+              <w:t>cash conversion, then the discount rate</w:t>
+            </w:r>
+          </w:p>
+        </w:tc>
+      </w:tr>
+      <w:tr>
+        <w:tc>
+          <w:tcPr>
+            <w:tcW w:type="dxa" w:w="2381"/>
+          </w:tcPr>
+          <w:p>
+            <w:r/>
+            <w:r>
+              <w:rPr>
+                <w:color w:val="1A1D21"/>
+                <w:sz w:val="17"/>
+              </w:rPr>
+              <w:t>Book value of equity</w:t>
+            </w:r>
+          </w:p>
+        </w:tc>
+        <w:tc>
+          <w:tcPr>
+            <w:tcW w:type="dxa" w:w="1134"/>
+          </w:tcPr>
+          <w:p>
+            <w:pPr>
+              <w:jc w:val="right"/>
+            </w:pPr>
+            <w:r/>
+            <w:r>
+              <w:rPr>
+                <w:color w:val="1A1D21"/>
+                <w:sz w:val="17"/>
+              </w:rPr>
+              <w:t>5.91</w:t>
+            </w:r>
+          </w:p>
+        </w:tc>
+        <w:tc>
+          <w:tcPr>
+            <w:tcW w:type="dxa" w:w="1134"/>
+          </w:tcPr>
+          <w:p>
+            <w:pPr>
+              <w:jc w:val="right"/>
+            </w:pPr>
+            <w:r/>
+            <w:r>
+              <w:rPr>
+                <w:color w:val="1A1D21"/>
+                <w:sz w:val="17"/>
+              </w:rPr>
+              <w:t>6.56</w:t>
+            </w:r>
+          </w:p>
+        </w:tc>
+        <w:tc>
+          <w:tcPr>
+            <w:tcW w:type="dxa" w:w="1247"/>
+          </w:tcPr>
+          <w:p>
+            <w:pPr>
+              <w:jc w:val="right"/>
+            </w:pPr>
+            <w:r/>
+            <w:r>
+              <w:rPr>
+                <w:color w:val="1A1D21"/>
+                <w:sz w:val="17"/>
+              </w:rPr>
+              <w:t>8.53</w:t>
+            </w:r>
+          </w:p>
+        </w:tc>
+        <w:tc>
+          <w:tcPr>
+            <w:tcW w:type="dxa" w:w="907"/>
+          </w:tcPr>
+          <w:p>
+            <w:pPr>
+              <w:jc w:val="right"/>
+            </w:pPr>
+            <w:r/>
+            <w:r>
+              <w:rPr>
+                <w:color w:val="1A1D21"/>
+                <w:sz w:val="17"/>
+              </w:rPr>
+              <w:t>15%</w:t>
+            </w:r>
+          </w:p>
+        </w:tc>
+        <w:tc>
+          <w:tcPr>
+            <w:tcW w:type="dxa" w:w="2494"/>
+          </w:tcPr>
+          <w:p>
+            <w:r/>
+            <w:r>
+              <w:rPr>
+                <w:color w:val="1A1D21"/>
+                <w:sz w:val="17"/>
+              </w:rPr>
+              <w:t>nothing — it is a reported figure</w:t>
+            </w:r>
+          </w:p>
+        </w:tc>
+      </w:tr>
+      <w:tr>
+        <w:tc>
+          <w:tcPr>
+            <w:tcW w:type="dxa" w:w="2381"/>
+          </w:tcPr>
+          <w:p>
+            <w:r/>
+            <w:r>
+              <w:rPr>
+                <w:color w:val="1A1D21"/>
+                <w:sz w:val="17"/>
+              </w:rPr>
+              <w:t>Earnings multiple on own history</w:t>
+            </w:r>
+          </w:p>
+        </w:tc>
+        <w:tc>
+          <w:tcPr>
+            <w:tcW w:type="dxa" w:w="1134"/>
+          </w:tcPr>
+          <w:p>
+            <w:pPr>
+              <w:jc w:val="right"/>
+            </w:pPr>
+            <w:r/>
+            <w:r>
+              <w:rPr>
+                <w:color w:val="1A1D21"/>
+                <w:sz w:val="17"/>
+              </w:rPr>
+              <w:t>7.45</w:t>
+            </w:r>
+          </w:p>
+        </w:tc>
+        <w:tc>
+          <w:tcPr>
+            <w:tcW w:type="dxa" w:w="1134"/>
+          </w:tcPr>
+          <w:p>
+            <w:pPr>
+              <w:jc w:val="right"/>
+            </w:pPr>
+            <w:r/>
+            <w:r>
+              <w:rPr>
+                <w:color w:val="1A1D21"/>
+                <w:sz w:val="17"/>
+              </w:rPr>
+              <w:t>11.17</w:t>
+            </w:r>
+          </w:p>
+        </w:tc>
+        <w:tc>
+          <w:tcPr>
+            <w:tcW w:type="dxa" w:w="1247"/>
+          </w:tcPr>
+          <w:p>
+            <w:pPr>
+              <w:jc w:val="right"/>
+            </w:pPr>
+            <w:r/>
+            <w:r>
+              <w:rPr>
+                <w:color w:val="1A1D21"/>
+                <w:sz w:val="17"/>
+              </w:rPr>
+              <w:t>17.37</w:t>
+            </w:r>
+          </w:p>
+        </w:tc>
+        <w:tc>
+          <w:tcPr>
+            <w:tcW w:type="dxa" w:w="907"/>
+          </w:tcPr>
+          <w:p>
+            <w:pPr>
+              <w:jc w:val="right"/>
+            </w:pPr>
+            <w:r/>
+            <w:r>
+              <w:rPr>
+                <w:color w:val="1A1D21"/>
+                <w:sz w:val="17"/>
+              </w:rPr>
+              <w:t>20%</w:t>
+            </w:r>
+          </w:p>
+        </w:tc>
+        <w:tc>
+          <w:tcPr>
+            <w:tcW w:type="dxa" w:w="2494"/>
+          </w:tcPr>
+          <w:p>
+            <w:r/>
+            <w:r>
+              <w:rPr>
+                <w:color w:val="1A1D21"/>
+                <w:sz w:val="17"/>
+              </w:rPr>
+              <w:t>the multiple the shares have historically carried, 6x to 14x</w:t>
+            </w:r>
+          </w:p>
+        </w:tc>
+      </w:tr>
+      <w:tr>
+        <w:tc>
+          <w:tcPr>
+            <w:tcW w:type="dxa" w:w="2381"/>
+          </w:tcPr>
+          <w:p>
+            <w:r/>
+            <w:r>
+              <w:rPr>
+                <w:color w:val="1A1D21"/>
+                <w:sz w:val="17"/>
+              </w:rPr>
+              <w:t>Normalised earnings power</w:t>
+            </w:r>
+          </w:p>
+        </w:tc>
+        <w:tc>
+          <w:tcPr>
+            <w:tcW w:type="dxa" w:w="1134"/>
+          </w:tcPr>
+          <w:p>
+            <w:pPr>
+              <w:jc w:val="right"/>
+            </w:pPr>
+            <w:r/>
+            <w:r>
+              <w:rPr>
+                <w:color w:val="1A1D21"/>
+                <w:sz w:val="17"/>
+              </w:rPr>
+              <w:t>4.72</w:t>
+            </w:r>
+          </w:p>
+        </w:tc>
+        <w:tc>
+          <w:tcPr>
+            <w:tcW w:type="dxa" w:w="1134"/>
+          </w:tcPr>
+          <w:p>
+            <w:pPr>
+              <w:jc w:val="right"/>
+            </w:pPr>
+            <w:r/>
+            <w:r>
+              <w:rPr>
+                <w:color w:val="1A1D21"/>
+                <w:sz w:val="17"/>
+              </w:rPr>
+              <w:t>5.17</w:t>
+            </w:r>
+          </w:p>
+        </w:tc>
+        <w:tc>
+          <w:tcPr>
+            <w:tcW w:type="dxa" w:w="1247"/>
+          </w:tcPr>
+          <w:p>
+            <w:pPr>
+              <w:jc w:val="right"/>
+            </w:pPr>
+            <w:r/>
+            <w:r>
+              <w:rPr>
+                <w:color w:val="1A1D21"/>
+                <w:sz w:val="17"/>
+              </w:rPr>
+              <w:t>5.72</w:t>
+            </w:r>
+          </w:p>
+        </w:tc>
+        <w:tc>
+          <w:tcPr>
+            <w:tcW w:type="dxa" w:w="907"/>
+          </w:tcPr>
+          <w:p>
+            <w:pPr>
+              <w:jc w:val="right"/>
+            </w:pPr>
+            <w:r/>
+            <w:r>
+              <w:rPr>
+                <w:color w:val="1A1D21"/>
+                <w:sz w:val="17"/>
+              </w:rPr>
+              <w:t>20%</w:t>
+            </w:r>
+          </w:p>
+        </w:tc>
+        <w:tc>
+          <w:tcPr>
+            <w:tcW w:type="dxa" w:w="2494"/>
+          </w:tcPr>
+          <w:p>
+            <w:r/>
+            <w:r>
+              <w:rPr>
+                <w:color w:val="1A1D21"/>
+                <w:sz w:val="17"/>
+              </w:rPr>
+              <w:t>the cost of equity</w:t>
+            </w:r>
+          </w:p>
+        </w:tc>
+      </w:tr>
+      <w:tr>
+        <w:tc>
+          <w:tcPr>
+            <w:tcW w:type="dxa" w:w="2381"/>
+          </w:tcPr>
+          <w:p>
+            <w:r/>
+            <w:r>
+              <w:rPr>
+                <w:color w:val="1A1D21"/>
+                <w:sz w:val="17"/>
+              </w:rPr>
+              <w:t>Weighted central</w:t>
+            </w:r>
+          </w:p>
+        </w:tc>
+        <w:tc>
+          <w:tcPr>
+            <w:tcW w:type="dxa" w:w="1134"/>
+          </w:tcPr>
+          <w:p>
+            <w:pPr>
+              <w:jc w:val="right"/>
+            </w:pPr>
+            <w:r/>
+            <w:r>
+              <w:rPr>
+                <w:color w:val="1A1D21"/>
+                <w:sz w:val="17"/>
+              </w:rPr>
+              <w:t>4.60</w:t>
+            </w:r>
+          </w:p>
+        </w:tc>
+        <w:tc>
+          <w:tcPr>
+            <w:tcW w:type="dxa" w:w="1134"/>
+          </w:tcPr>
+          <w:p>
+            <w:pPr>
+              <w:jc w:val="right"/>
+            </w:pPr>
+            <w:r/>
+            <w:r>
+              <w:rPr>
+                <w:color w:val="1A1D21"/>
+                <w:sz w:val="17"/>
+              </w:rPr>
+              <w:t>10.94</w:t>
+            </w:r>
+          </w:p>
+        </w:tc>
+        <w:tc>
+          <w:tcPr>
+            <w:tcW w:type="dxa" w:w="1247"/>
+          </w:tcPr>
+          <w:p>
+            <w:pPr>
+              <w:jc w:val="right"/>
+            </w:pPr>
+            <w:r/>
+            <w:r>
+              <w:rPr>
+                <w:color w:val="1A1D21"/>
+                <w:sz w:val="17"/>
+              </w:rPr>
+              <w:t>23.33</w:t>
+            </w:r>
+          </w:p>
+        </w:tc>
+        <w:tc>
+          <w:tcPr>
+            <w:tcW w:type="dxa" w:w="907"/>
+          </w:tcPr>
+          <w:p>
+            <w:pPr>
+              <w:jc w:val="right"/>
+            </w:pPr>
+            <w:r/>
+            <w:r>
+              <w:rPr>
+                <w:color w:val="1A1D21"/>
+                <w:sz w:val="17"/>
+              </w:rPr>
+              <w:t>100%</w:t>
+            </w:r>
+          </w:p>
+        </w:tc>
+        <w:tc>
+          <w:tcPr>
+            <w:tcW w:type="dxa" w:w="2494"/>
+          </w:tcPr>
+          <w:p>
+            <w:r/>
+            <w:r>
+              <w:rPr>
+                <w:color w:val="1A1D21"/>
+                <w:sz w:val="17"/>
+              </w:rPr>
+            </w:r>
+          </w:p>
+        </w:tc>
+      </w:tr>
+    </w:tbl>
+    <w:p>
+      <w:pPr>
+        <w:spacing w:after="200"/>
+      </w:pPr>
+      <w:r>
+        <w:rPr>
+          <w:b w:val="0"/>
+          <w:i/>
+          <w:color w:val="5B6570"/>
+          <w:sz w:val="16"/>
+        </w:rPr>
+        <w:t>EGP per share, against a close of EGP 15.20. The weights are stated before the numbers are read and are identical across the three columns.</w:t>
       </w:r>
     </w:p>
     <w:p>
@@ -2602,7 +4959,7 @@
         <w:pStyle w:val="Heading2"/>
       </w:pPr>
       <w:r>
-        <w:t>1.6  Drivers</w:t>
+        <w:t>1.6  Drivers — units and prices, by region</w:t>
       </w:r>
     </w:p>
     <w:p>
@@ -2616,7 +4973,1435 @@
           <w:color w:val="1A1D21"/>
           <w:sz w:val="20"/>
         </w:rPr>
-        <w:t>The company discloses new sales in Egyptian pounds and units sold, in total and by region, and it discloses units delivered and construction spending. It does not disclose unit mix, average unit size, price per square metre or construction cost per square metre for any project. The forecast is therefore built at the level the disclosure supports, and that limit is stated rather than disguised. The previous edition carried a full table of per-project areas, unit mixes, prices per square metre and construction costs per square metre for fifteen named projects. None of those figures is disclosed by the company. They are not used here.</w:t>
+        <w:t>This is what the forecast is built from. For each operating region the company publishes both the value of new sales and the number of units behind it, so the average selling price per unit is a realised figure, not an assumption. Dividing one disclosure by the other is the only step taken.</w:t>
+      </w:r>
+    </w:p>
+    <w:p>
+      <w:pPr>
+        <w:pStyle w:val="Heading3"/>
+      </w:pPr>
+      <w:r>
+        <w:t>North Coast &amp; Alexandria</w:t>
+      </w:r>
+    </w:p>
+    <w:tbl>
+      <w:tblPr>
+        <w:tblStyle w:val="TableGrid"/>
+        <w:tblW w:type="auto" w:w="0"/>
+        <w:jc w:val="center"/>
+        <w:tblLayout w:type="fixed"/>
+        <w:tblLook w:firstColumn="1" w:firstRow="1" w:lastColumn="0" w:lastRow="0" w:noHBand="0" w:noVBand="1" w:val="04A0"/>
+        <w:tblLayout w:type="fixed"/>
+      </w:tblPr>
+      <w:tblGrid>
+        <w:gridCol w:w="1605"/>
+        <w:gridCol w:w="1605"/>
+        <w:gridCol w:w="1605"/>
+        <w:gridCol w:w="1605"/>
+        <w:gridCol w:w="1605"/>
+        <w:gridCol w:w="1605"/>
+      </w:tblGrid>
+      <w:tr>
+        <w:trPr>
+          <w:tblHeader w:val="true"/>
+        </w:trPr>
+        <w:tc>
+          <w:tcPr>
+            <w:tcW w:type="dxa" w:w="2494"/>
+          </w:tcPr>
+          <w:p>
+            <w:r/>
+            <w:r>
+              <w:rPr>
+                <w:b/>
+                <w:color w:val="5B6570"/>
+                <w:sz w:val="17"/>
+              </w:rPr>
+              <w:t>Disclosed</w:t>
+            </w:r>
+          </w:p>
+        </w:tc>
+        <w:tc>
+          <w:tcPr>
+            <w:tcW w:type="dxa" w:w="1361"/>
+          </w:tcPr>
+          <w:p>
+            <w:r/>
+            <w:r>
+              <w:rPr>
+                <w:b/>
+                <w:color w:val="5B6570"/>
+                <w:sz w:val="17"/>
+              </w:rPr>
+              <w:t>2020</w:t>
+            </w:r>
+          </w:p>
+        </w:tc>
+        <w:tc>
+          <w:tcPr>
+            <w:tcW w:type="dxa" w:w="1361"/>
+          </w:tcPr>
+          <w:p>
+            <w:r/>
+            <w:r>
+              <w:rPr>
+                <w:b/>
+                <w:color w:val="5B6570"/>
+                <w:sz w:val="17"/>
+              </w:rPr>
+              <w:t>2021</w:t>
+            </w:r>
+          </w:p>
+        </w:tc>
+        <w:tc>
+          <w:tcPr>
+            <w:tcW w:type="dxa" w:w="1361"/>
+          </w:tcPr>
+          <w:p>
+            <w:r/>
+            <w:r>
+              <w:rPr>
+                <w:b/>
+                <w:color w:val="5B6570"/>
+                <w:sz w:val="17"/>
+              </w:rPr>
+              <w:t>2022</w:t>
+            </w:r>
+          </w:p>
+        </w:tc>
+        <w:tc>
+          <w:tcPr>
+            <w:tcW w:type="dxa" w:w="1361"/>
+          </w:tcPr>
+          <w:p>
+            <w:r/>
+            <w:r>
+              <w:rPr>
+                <w:b/>
+                <w:color w:val="5B6570"/>
+                <w:sz w:val="17"/>
+              </w:rPr>
+              <w:t>2023</w:t>
+            </w:r>
+          </w:p>
+        </w:tc>
+        <w:tc>
+          <w:tcPr>
+            <w:tcW w:type="dxa" w:w="1361"/>
+          </w:tcPr>
+          <w:p>
+            <w:r/>
+            <w:r>
+              <w:rPr>
+                <w:b/>
+                <w:color w:val="5B6570"/>
+                <w:sz w:val="17"/>
+              </w:rPr>
+              <w:t>2024</w:t>
+            </w:r>
+          </w:p>
+        </w:tc>
+      </w:tr>
+      <w:tr>
+        <w:tc>
+          <w:tcPr>
+            <w:tcW w:type="dxa" w:w="2494"/>
+          </w:tcPr>
+          <w:p>
+            <w:r/>
+            <w:r>
+              <w:rPr>
+                <w:color w:val="1A1D21"/>
+                <w:sz w:val="17"/>
+              </w:rPr>
+              <w:t>New sales (EGP mn)</w:t>
+            </w:r>
+          </w:p>
+        </w:tc>
+        <w:tc>
+          <w:tcPr>
+            <w:tcW w:type="dxa" w:w="1361"/>
+          </w:tcPr>
+          <w:p>
+            <w:pPr>
+              <w:jc w:val="right"/>
+            </w:pPr>
+            <w:r/>
+            <w:r>
+              <w:rPr>
+                <w:color w:val="1A1D21"/>
+                <w:sz w:val="17"/>
+              </w:rPr>
+              <w:t>4,205</w:t>
+            </w:r>
+          </w:p>
+        </w:tc>
+        <w:tc>
+          <w:tcPr>
+            <w:tcW w:type="dxa" w:w="1361"/>
+          </w:tcPr>
+          <w:p>
+            <w:pPr>
+              <w:jc w:val="right"/>
+            </w:pPr>
+            <w:r/>
+            <w:r>
+              <w:rPr>
+                <w:color w:val="1A1D21"/>
+                <w:sz w:val="17"/>
+              </w:rPr>
+              <w:t>7,139</w:t>
+            </w:r>
+          </w:p>
+        </w:tc>
+        <w:tc>
+          <w:tcPr>
+            <w:tcW w:type="dxa" w:w="1361"/>
+          </w:tcPr>
+          <w:p>
+            <w:pPr>
+              <w:jc w:val="right"/>
+            </w:pPr>
+            <w:r/>
+            <w:r>
+              <w:rPr>
+                <w:color w:val="1A1D21"/>
+                <w:sz w:val="17"/>
+              </w:rPr>
+              <w:t>5,627</w:t>
+            </w:r>
+          </w:p>
+        </w:tc>
+        <w:tc>
+          <w:tcPr>
+            <w:tcW w:type="dxa" w:w="1361"/>
+          </w:tcPr>
+          <w:p>
+            <w:pPr>
+              <w:jc w:val="right"/>
+            </w:pPr>
+            <w:r/>
+            <w:r>
+              <w:rPr>
+                <w:color w:val="1A1D21"/>
+                <w:sz w:val="17"/>
+              </w:rPr>
+              <w:t>13,900</w:t>
+            </w:r>
+          </w:p>
+        </w:tc>
+        <w:tc>
+          <w:tcPr>
+            <w:tcW w:type="dxa" w:w="1361"/>
+          </w:tcPr>
+          <w:p>
+            <w:pPr>
+              <w:jc w:val="right"/>
+            </w:pPr>
+            <w:r/>
+            <w:r>
+              <w:rPr>
+                <w:color w:val="1A1D21"/>
+                <w:sz w:val="17"/>
+              </w:rPr>
+              <w:t>95,082</w:t>
+            </w:r>
+          </w:p>
+        </w:tc>
+      </w:tr>
+      <w:tr>
+        <w:tc>
+          <w:tcPr>
+            <w:tcW w:type="dxa" w:w="2494"/>
+          </w:tcPr>
+          <w:p>
+            <w:r/>
+            <w:r>
+              <w:rPr>
+                <w:color w:val="1A1D21"/>
+                <w:sz w:val="17"/>
+              </w:rPr>
+              <w:t>Units sold</w:t>
+            </w:r>
+          </w:p>
+        </w:tc>
+        <w:tc>
+          <w:tcPr>
+            <w:tcW w:type="dxa" w:w="1361"/>
+          </w:tcPr>
+          <w:p>
+            <w:pPr>
+              <w:jc w:val="right"/>
+            </w:pPr>
+            <w:r/>
+            <w:r>
+              <w:rPr>
+                <w:color w:val="1A1D21"/>
+                <w:sz w:val="17"/>
+              </w:rPr>
+              <w:t>726</w:t>
+            </w:r>
+          </w:p>
+        </w:tc>
+        <w:tc>
+          <w:tcPr>
+            <w:tcW w:type="dxa" w:w="1361"/>
+          </w:tcPr>
+          <w:p>
+            <w:pPr>
+              <w:jc w:val="right"/>
+            </w:pPr>
+            <w:r/>
+            <w:r>
+              <w:rPr>
+                <w:color w:val="1A1D21"/>
+                <w:sz w:val="17"/>
+              </w:rPr>
+              <w:t>1,552</w:t>
+            </w:r>
+          </w:p>
+        </w:tc>
+        <w:tc>
+          <w:tcPr>
+            <w:tcW w:type="dxa" w:w="1361"/>
+          </w:tcPr>
+          <w:p>
+            <w:pPr>
+              <w:jc w:val="right"/>
+            </w:pPr>
+            <w:r/>
+            <w:r>
+              <w:rPr>
+                <w:color w:val="1A1D21"/>
+                <w:sz w:val="17"/>
+              </w:rPr>
+              <w:t>800</w:t>
+            </w:r>
+          </w:p>
+        </w:tc>
+        <w:tc>
+          <w:tcPr>
+            <w:tcW w:type="dxa" w:w="1361"/>
+          </w:tcPr>
+          <w:p>
+            <w:pPr>
+              <w:jc w:val="right"/>
+            </w:pPr>
+            <w:r/>
+            <w:r>
+              <w:rPr>
+                <w:color w:val="1A1D21"/>
+                <w:sz w:val="17"/>
+              </w:rPr>
+              <w:t>1,231</w:t>
+            </w:r>
+          </w:p>
+        </w:tc>
+        <w:tc>
+          <w:tcPr>
+            <w:tcW w:type="dxa" w:w="1361"/>
+          </w:tcPr>
+          <w:p>
+            <w:pPr>
+              <w:jc w:val="right"/>
+            </w:pPr>
+            <w:r/>
+            <w:r>
+              <w:rPr>
+                <w:color w:val="1A1D21"/>
+                <w:sz w:val="17"/>
+              </w:rPr>
+              <w:t>4,192</w:t>
+            </w:r>
+          </w:p>
+        </w:tc>
+      </w:tr>
+      <w:tr>
+        <w:tc>
+          <w:tcPr>
+            <w:tcW w:type="dxa" w:w="2494"/>
+          </w:tcPr>
+          <w:p>
+            <w:r/>
+            <w:r>
+              <w:rPr>
+                <w:color w:val="1A1D21"/>
+                <w:sz w:val="17"/>
+              </w:rPr>
+              <w:t>Price per unit (EGP mn)</w:t>
+            </w:r>
+          </w:p>
+        </w:tc>
+        <w:tc>
+          <w:tcPr>
+            <w:tcW w:type="dxa" w:w="1361"/>
+          </w:tcPr>
+          <w:p>
+            <w:pPr>
+              <w:jc w:val="right"/>
+            </w:pPr>
+            <w:r/>
+            <w:r>
+              <w:rPr>
+                <w:color w:val="1A1D21"/>
+                <w:sz w:val="17"/>
+              </w:rPr>
+              <w:t>5.79</w:t>
+            </w:r>
+          </w:p>
+        </w:tc>
+        <w:tc>
+          <w:tcPr>
+            <w:tcW w:type="dxa" w:w="1361"/>
+          </w:tcPr>
+          <w:p>
+            <w:pPr>
+              <w:jc w:val="right"/>
+            </w:pPr>
+            <w:r/>
+            <w:r>
+              <w:rPr>
+                <w:color w:val="1A1D21"/>
+                <w:sz w:val="17"/>
+              </w:rPr>
+              <w:t>4.60</w:t>
+            </w:r>
+          </w:p>
+        </w:tc>
+        <w:tc>
+          <w:tcPr>
+            <w:tcW w:type="dxa" w:w="1361"/>
+          </w:tcPr>
+          <w:p>
+            <w:pPr>
+              <w:jc w:val="right"/>
+            </w:pPr>
+            <w:r/>
+            <w:r>
+              <w:rPr>
+                <w:color w:val="1A1D21"/>
+                <w:sz w:val="17"/>
+              </w:rPr>
+              <w:t>7.03</w:t>
+            </w:r>
+          </w:p>
+        </w:tc>
+        <w:tc>
+          <w:tcPr>
+            <w:tcW w:type="dxa" w:w="1361"/>
+          </w:tcPr>
+          <w:p>
+            <w:pPr>
+              <w:jc w:val="right"/>
+            </w:pPr>
+            <w:r/>
+            <w:r>
+              <w:rPr>
+                <w:color w:val="1A1D21"/>
+                <w:sz w:val="17"/>
+              </w:rPr>
+              <w:t>11.29</w:t>
+            </w:r>
+          </w:p>
+        </w:tc>
+        <w:tc>
+          <w:tcPr>
+            <w:tcW w:type="dxa" w:w="1361"/>
+          </w:tcPr>
+          <w:p>
+            <w:pPr>
+              <w:jc w:val="right"/>
+            </w:pPr>
+            <w:r/>
+            <w:r>
+              <w:rPr>
+                <w:color w:val="1A1D21"/>
+                <w:sz w:val="17"/>
+              </w:rPr>
+              <w:t>22.68</w:t>
+            </w:r>
+          </w:p>
+        </w:tc>
+      </w:tr>
+    </w:tbl>
+    <w:p>
+      <w:pPr>
+        <w:spacing w:after="140"/>
+      </w:pPr>
+      <w:r>
+        <w:rPr>
+          <w:b w:val="0"/>
+          <w:i w:val="0"/>
+          <w:color w:val="5B6570"/>
+          <w:sz w:val="18"/>
+        </w:rPr>
+        <w:t>Carried forward at 2,074 units, the average of the last three disclosed years, at a starting price of EGP 22.68 million a unit, the price realised in 2024, escalated with Egyptian inflation.</w:t>
+      </w:r>
+    </w:p>
+    <w:p>
+      <w:pPr>
+        <w:pStyle w:val="Heading3"/>
+      </w:pPr>
+      <w:r>
+        <w:t>West Cairo &amp; Badya</w:t>
+      </w:r>
+    </w:p>
+    <w:tbl>
+      <w:tblPr>
+        <w:tblStyle w:val="TableGrid"/>
+        <w:tblW w:type="auto" w:w="0"/>
+        <w:jc w:val="center"/>
+        <w:tblLayout w:type="fixed"/>
+        <w:tblLook w:firstColumn="1" w:firstRow="1" w:lastColumn="0" w:lastRow="0" w:noHBand="0" w:noVBand="1" w:val="04A0"/>
+        <w:tblLayout w:type="fixed"/>
+      </w:tblPr>
+      <w:tblGrid>
+        <w:gridCol w:w="1605"/>
+        <w:gridCol w:w="1605"/>
+        <w:gridCol w:w="1605"/>
+        <w:gridCol w:w="1605"/>
+        <w:gridCol w:w="1605"/>
+        <w:gridCol w:w="1605"/>
+      </w:tblGrid>
+      <w:tr>
+        <w:trPr>
+          <w:tblHeader w:val="true"/>
+        </w:trPr>
+        <w:tc>
+          <w:tcPr>
+            <w:tcW w:type="dxa" w:w="2494"/>
+          </w:tcPr>
+          <w:p>
+            <w:r/>
+            <w:r>
+              <w:rPr>
+                <w:b/>
+                <w:color w:val="5B6570"/>
+                <w:sz w:val="17"/>
+              </w:rPr>
+              <w:t>Disclosed</w:t>
+            </w:r>
+          </w:p>
+        </w:tc>
+        <w:tc>
+          <w:tcPr>
+            <w:tcW w:type="dxa" w:w="1361"/>
+          </w:tcPr>
+          <w:p>
+            <w:r/>
+            <w:r>
+              <w:rPr>
+                <w:b/>
+                <w:color w:val="5B6570"/>
+                <w:sz w:val="17"/>
+              </w:rPr>
+              <w:t>2020</w:t>
+            </w:r>
+          </w:p>
+        </w:tc>
+        <w:tc>
+          <w:tcPr>
+            <w:tcW w:type="dxa" w:w="1361"/>
+          </w:tcPr>
+          <w:p>
+            <w:r/>
+            <w:r>
+              <w:rPr>
+                <w:b/>
+                <w:color w:val="5B6570"/>
+                <w:sz w:val="17"/>
+              </w:rPr>
+              <w:t>2021</w:t>
+            </w:r>
+          </w:p>
+        </w:tc>
+        <w:tc>
+          <w:tcPr>
+            <w:tcW w:type="dxa" w:w="1361"/>
+          </w:tcPr>
+          <w:p>
+            <w:r/>
+            <w:r>
+              <w:rPr>
+                <w:b/>
+                <w:color w:val="5B6570"/>
+                <w:sz w:val="17"/>
+              </w:rPr>
+              <w:t>2022</w:t>
+            </w:r>
+          </w:p>
+        </w:tc>
+        <w:tc>
+          <w:tcPr>
+            <w:tcW w:type="dxa" w:w="1361"/>
+          </w:tcPr>
+          <w:p>
+            <w:r/>
+            <w:r>
+              <w:rPr>
+                <w:b/>
+                <w:color w:val="5B6570"/>
+                <w:sz w:val="17"/>
+              </w:rPr>
+              <w:t>2023</w:t>
+            </w:r>
+          </w:p>
+        </w:tc>
+        <w:tc>
+          <w:tcPr>
+            <w:tcW w:type="dxa" w:w="1361"/>
+          </w:tcPr>
+          <w:p>
+            <w:r/>
+            <w:r>
+              <w:rPr>
+                <w:b/>
+                <w:color w:val="5B6570"/>
+                <w:sz w:val="17"/>
+              </w:rPr>
+              <w:t>2024</w:t>
+            </w:r>
+          </w:p>
+        </w:tc>
+      </w:tr>
+      <w:tr>
+        <w:tc>
+          <w:tcPr>
+            <w:tcW w:type="dxa" w:w="2494"/>
+          </w:tcPr>
+          <w:p>
+            <w:r/>
+            <w:r>
+              <w:rPr>
+                <w:color w:val="1A1D21"/>
+                <w:sz w:val="17"/>
+              </w:rPr>
+              <w:t>New sales (EGP mn)</w:t>
+            </w:r>
+          </w:p>
+        </w:tc>
+        <w:tc>
+          <w:tcPr>
+            <w:tcW w:type="dxa" w:w="1361"/>
+          </w:tcPr>
+          <w:p>
+            <w:pPr>
+              <w:jc w:val="right"/>
+            </w:pPr>
+            <w:r/>
+            <w:r>
+              <w:rPr>
+                <w:color w:val="1A1D21"/>
+                <w:sz w:val="17"/>
+              </w:rPr>
+              <w:t>6,627</w:t>
+            </w:r>
+          </w:p>
+        </w:tc>
+        <w:tc>
+          <w:tcPr>
+            <w:tcW w:type="dxa" w:w="1361"/>
+          </w:tcPr>
+          <w:p>
+            <w:pPr>
+              <w:jc w:val="right"/>
+            </w:pPr>
+            <w:r/>
+            <w:r>
+              <w:rPr>
+                <w:color w:val="1A1D21"/>
+                <w:sz w:val="17"/>
+              </w:rPr>
+              <w:t>7,258</w:t>
+            </w:r>
+          </w:p>
+        </w:tc>
+        <w:tc>
+          <w:tcPr>
+            <w:tcW w:type="dxa" w:w="1361"/>
+          </w:tcPr>
+          <w:p>
+            <w:pPr>
+              <w:jc w:val="right"/>
+            </w:pPr>
+            <w:r/>
+            <w:r>
+              <w:rPr>
+                <w:color w:val="1A1D21"/>
+                <w:sz w:val="17"/>
+              </w:rPr>
+              <w:t>13,118</w:t>
+            </w:r>
+          </w:p>
+        </w:tc>
+        <w:tc>
+          <w:tcPr>
+            <w:tcW w:type="dxa" w:w="1361"/>
+          </w:tcPr>
+          <w:p>
+            <w:pPr>
+              <w:jc w:val="right"/>
+            </w:pPr>
+            <w:r/>
+            <w:r>
+              <w:rPr>
+                <w:color w:val="1A1D21"/>
+                <w:sz w:val="17"/>
+              </w:rPr>
+              <w:t>32,332</w:t>
+            </w:r>
+          </w:p>
+        </w:tc>
+        <w:tc>
+          <w:tcPr>
+            <w:tcW w:type="dxa" w:w="1361"/>
+          </w:tcPr>
+          <w:p>
+            <w:pPr>
+              <w:jc w:val="right"/>
+            </w:pPr>
+            <w:r/>
+            <w:r>
+              <w:rPr>
+                <w:color w:val="1A1D21"/>
+                <w:sz w:val="17"/>
+              </w:rPr>
+              <w:t>44,570</w:t>
+            </w:r>
+          </w:p>
+        </w:tc>
+      </w:tr>
+      <w:tr>
+        <w:tc>
+          <w:tcPr>
+            <w:tcW w:type="dxa" w:w="2494"/>
+          </w:tcPr>
+          <w:p>
+            <w:r/>
+            <w:r>
+              <w:rPr>
+                <w:color w:val="1A1D21"/>
+                <w:sz w:val="17"/>
+              </w:rPr>
+              <w:t>Units sold</w:t>
+            </w:r>
+          </w:p>
+        </w:tc>
+        <w:tc>
+          <w:tcPr>
+            <w:tcW w:type="dxa" w:w="1361"/>
+          </w:tcPr>
+          <w:p>
+            <w:pPr>
+              <w:jc w:val="right"/>
+            </w:pPr>
+            <w:r/>
+            <w:r>
+              <w:rPr>
+                <w:color w:val="1A1D21"/>
+                <w:sz w:val="17"/>
+              </w:rPr>
+              <w:t>858</w:t>
+            </w:r>
+          </w:p>
+        </w:tc>
+        <w:tc>
+          <w:tcPr>
+            <w:tcW w:type="dxa" w:w="1361"/>
+          </w:tcPr>
+          <w:p>
+            <w:pPr>
+              <w:jc w:val="right"/>
+            </w:pPr>
+            <w:r/>
+            <w:r>
+              <w:rPr>
+                <w:color w:val="1A1D21"/>
+                <w:sz w:val="17"/>
+              </w:rPr>
+              <w:t>1,416</w:t>
+            </w:r>
+          </w:p>
+        </w:tc>
+        <w:tc>
+          <w:tcPr>
+            <w:tcW w:type="dxa" w:w="1361"/>
+          </w:tcPr>
+          <w:p>
+            <w:pPr>
+              <w:jc w:val="right"/>
+            </w:pPr>
+            <w:r/>
+            <w:r>
+              <w:rPr>
+                <w:color w:val="1A1D21"/>
+                <w:sz w:val="17"/>
+              </w:rPr>
+              <w:t>2,039</w:t>
+            </w:r>
+          </w:p>
+        </w:tc>
+        <w:tc>
+          <w:tcPr>
+            <w:tcW w:type="dxa" w:w="1361"/>
+          </w:tcPr>
+          <w:p>
+            <w:pPr>
+              <w:jc w:val="right"/>
+            </w:pPr>
+            <w:r/>
+            <w:r>
+              <w:rPr>
+                <w:color w:val="1A1D21"/>
+                <w:sz w:val="17"/>
+              </w:rPr>
+              <w:t>2,950</w:t>
+            </w:r>
+          </w:p>
+        </w:tc>
+        <w:tc>
+          <w:tcPr>
+            <w:tcW w:type="dxa" w:w="1361"/>
+          </w:tcPr>
+          <w:p>
+            <w:pPr>
+              <w:jc w:val="right"/>
+            </w:pPr>
+            <w:r/>
+            <w:r>
+              <w:rPr>
+                <w:color w:val="1A1D21"/>
+                <w:sz w:val="17"/>
+              </w:rPr>
+              <w:t>2,839</w:t>
+            </w:r>
+          </w:p>
+        </w:tc>
+      </w:tr>
+      <w:tr>
+        <w:tc>
+          <w:tcPr>
+            <w:tcW w:type="dxa" w:w="2494"/>
+          </w:tcPr>
+          <w:p>
+            <w:r/>
+            <w:r>
+              <w:rPr>
+                <w:color w:val="1A1D21"/>
+                <w:sz w:val="17"/>
+              </w:rPr>
+              <w:t>Price per unit (EGP mn)</w:t>
+            </w:r>
+          </w:p>
+        </w:tc>
+        <w:tc>
+          <w:tcPr>
+            <w:tcW w:type="dxa" w:w="1361"/>
+          </w:tcPr>
+          <w:p>
+            <w:pPr>
+              <w:jc w:val="right"/>
+            </w:pPr>
+            <w:r/>
+            <w:r>
+              <w:rPr>
+                <w:color w:val="1A1D21"/>
+                <w:sz w:val="17"/>
+              </w:rPr>
+              <w:t>7.72</w:t>
+            </w:r>
+          </w:p>
+        </w:tc>
+        <w:tc>
+          <w:tcPr>
+            <w:tcW w:type="dxa" w:w="1361"/>
+          </w:tcPr>
+          <w:p>
+            <w:pPr>
+              <w:jc w:val="right"/>
+            </w:pPr>
+            <w:r/>
+            <w:r>
+              <w:rPr>
+                <w:color w:val="1A1D21"/>
+                <w:sz w:val="17"/>
+              </w:rPr>
+              <w:t>5.13</w:t>
+            </w:r>
+          </w:p>
+        </w:tc>
+        <w:tc>
+          <w:tcPr>
+            <w:tcW w:type="dxa" w:w="1361"/>
+          </w:tcPr>
+          <w:p>
+            <w:pPr>
+              <w:jc w:val="right"/>
+            </w:pPr>
+            <w:r/>
+            <w:r>
+              <w:rPr>
+                <w:color w:val="1A1D21"/>
+                <w:sz w:val="17"/>
+              </w:rPr>
+              <w:t>6.43</w:t>
+            </w:r>
+          </w:p>
+        </w:tc>
+        <w:tc>
+          <w:tcPr>
+            <w:tcW w:type="dxa" w:w="1361"/>
+          </w:tcPr>
+          <w:p>
+            <w:pPr>
+              <w:jc w:val="right"/>
+            </w:pPr>
+            <w:r/>
+            <w:r>
+              <w:rPr>
+                <w:color w:val="1A1D21"/>
+                <w:sz w:val="17"/>
+              </w:rPr>
+              <w:t>10.96</w:t>
+            </w:r>
+          </w:p>
+        </w:tc>
+        <w:tc>
+          <w:tcPr>
+            <w:tcW w:type="dxa" w:w="1361"/>
+          </w:tcPr>
+          <w:p>
+            <w:pPr>
+              <w:jc w:val="right"/>
+            </w:pPr>
+            <w:r/>
+            <w:r>
+              <w:rPr>
+                <w:color w:val="1A1D21"/>
+                <w:sz w:val="17"/>
+              </w:rPr>
+              <w:t>15.70</w:t>
+            </w:r>
+          </w:p>
+        </w:tc>
+      </w:tr>
+    </w:tbl>
+    <w:p>
+      <w:pPr>
+        <w:spacing w:after="140"/>
+      </w:pPr>
+      <w:r>
+        <w:rPr>
+          <w:b w:val="0"/>
+          <w:i w:val="0"/>
+          <w:color w:val="5B6570"/>
+          <w:sz w:val="18"/>
+        </w:rPr>
+        <w:t>Carried forward at 2,609 units, the average of the last three disclosed years, at a starting price of EGP 15.70 million a unit, the price realised in 2024, escalated with Egyptian inflation.</w:t>
+      </w:r>
+    </w:p>
+    <w:p>
+      <w:pPr>
+        <w:pStyle w:val="Heading3"/>
+      </w:pPr>
+      <w:r>
+        <w:t>East Cairo</w:t>
+      </w:r>
+    </w:p>
+    <w:tbl>
+      <w:tblPr>
+        <w:tblStyle w:val="TableGrid"/>
+        <w:tblW w:type="auto" w:w="0"/>
+        <w:jc w:val="center"/>
+        <w:tblLayout w:type="fixed"/>
+        <w:tblLook w:firstColumn="1" w:firstRow="1" w:lastColumn="0" w:lastRow="0" w:noHBand="0" w:noVBand="1" w:val="04A0"/>
+        <w:tblLayout w:type="fixed"/>
+      </w:tblPr>
+      <w:tblGrid>
+        <w:gridCol w:w="1605"/>
+        <w:gridCol w:w="1605"/>
+        <w:gridCol w:w="1605"/>
+        <w:gridCol w:w="1605"/>
+        <w:gridCol w:w="1605"/>
+        <w:gridCol w:w="1605"/>
+      </w:tblGrid>
+      <w:tr>
+        <w:trPr>
+          <w:tblHeader w:val="true"/>
+        </w:trPr>
+        <w:tc>
+          <w:tcPr>
+            <w:tcW w:type="dxa" w:w="2494"/>
+          </w:tcPr>
+          <w:p>
+            <w:r/>
+            <w:r>
+              <w:rPr>
+                <w:b/>
+                <w:color w:val="5B6570"/>
+                <w:sz w:val="17"/>
+              </w:rPr>
+              <w:t>Disclosed</w:t>
+            </w:r>
+          </w:p>
+        </w:tc>
+        <w:tc>
+          <w:tcPr>
+            <w:tcW w:type="dxa" w:w="1361"/>
+          </w:tcPr>
+          <w:p>
+            <w:r/>
+            <w:r>
+              <w:rPr>
+                <w:b/>
+                <w:color w:val="5B6570"/>
+                <w:sz w:val="17"/>
+              </w:rPr>
+              <w:t>2020</w:t>
+            </w:r>
+          </w:p>
+        </w:tc>
+        <w:tc>
+          <w:tcPr>
+            <w:tcW w:type="dxa" w:w="1361"/>
+          </w:tcPr>
+          <w:p>
+            <w:r/>
+            <w:r>
+              <w:rPr>
+                <w:b/>
+                <w:color w:val="5B6570"/>
+                <w:sz w:val="17"/>
+              </w:rPr>
+              <w:t>2021</w:t>
+            </w:r>
+          </w:p>
+        </w:tc>
+        <w:tc>
+          <w:tcPr>
+            <w:tcW w:type="dxa" w:w="1361"/>
+          </w:tcPr>
+          <w:p>
+            <w:r/>
+            <w:r>
+              <w:rPr>
+                <w:b/>
+                <w:color w:val="5B6570"/>
+                <w:sz w:val="17"/>
+              </w:rPr>
+              <w:t>2022</w:t>
+            </w:r>
+          </w:p>
+        </w:tc>
+        <w:tc>
+          <w:tcPr>
+            <w:tcW w:type="dxa" w:w="1361"/>
+          </w:tcPr>
+          <w:p>
+            <w:r/>
+            <w:r>
+              <w:rPr>
+                <w:b/>
+                <w:color w:val="5B6570"/>
+                <w:sz w:val="17"/>
+              </w:rPr>
+              <w:t>2023</w:t>
+            </w:r>
+          </w:p>
+        </w:tc>
+        <w:tc>
+          <w:tcPr>
+            <w:tcW w:type="dxa" w:w="1361"/>
+          </w:tcPr>
+          <w:p>
+            <w:r/>
+            <w:r>
+              <w:rPr>
+                <w:b/>
+                <w:color w:val="5B6570"/>
+                <w:sz w:val="17"/>
+              </w:rPr>
+              <w:t>2024</w:t>
+            </w:r>
+          </w:p>
+        </w:tc>
+      </w:tr>
+      <w:tr>
+        <w:tc>
+          <w:tcPr>
+            <w:tcW w:type="dxa" w:w="2494"/>
+          </w:tcPr>
+          <w:p>
+            <w:r/>
+            <w:r>
+              <w:rPr>
+                <w:color w:val="1A1D21"/>
+                <w:sz w:val="17"/>
+              </w:rPr>
+              <w:t>New sales (EGP mn)</w:t>
+            </w:r>
+          </w:p>
+        </w:tc>
+        <w:tc>
+          <w:tcPr>
+            <w:tcW w:type="dxa" w:w="1361"/>
+          </w:tcPr>
+          <w:p>
+            <w:pPr>
+              <w:jc w:val="right"/>
+            </w:pPr>
+            <w:r/>
+            <w:r>
+              <w:rPr>
+                <w:color w:val="1A1D21"/>
+                <w:sz w:val="17"/>
+              </w:rPr>
+              <w:t>1,947</w:t>
+            </w:r>
+          </w:p>
+        </w:tc>
+        <w:tc>
+          <w:tcPr>
+            <w:tcW w:type="dxa" w:w="1361"/>
+          </w:tcPr>
+          <w:p>
+            <w:pPr>
+              <w:jc w:val="right"/>
+            </w:pPr>
+            <w:r/>
+            <w:r>
+              <w:rPr>
+                <w:color w:val="1A1D21"/>
+                <w:sz w:val="17"/>
+              </w:rPr>
+              <w:t>2,892</w:t>
+            </w:r>
+          </w:p>
+        </w:tc>
+        <w:tc>
+          <w:tcPr>
+            <w:tcW w:type="dxa" w:w="1361"/>
+          </w:tcPr>
+          <w:p>
+            <w:pPr>
+              <w:jc w:val="right"/>
+            </w:pPr>
+            <w:r/>
+            <w:r>
+              <w:rPr>
+                <w:color w:val="1A1D21"/>
+                <w:sz w:val="17"/>
+              </w:rPr>
+              <w:t>7,265</w:t>
+            </w:r>
+          </w:p>
+        </w:tc>
+        <w:tc>
+          <w:tcPr>
+            <w:tcW w:type="dxa" w:w="1361"/>
+          </w:tcPr>
+          <w:p>
+            <w:pPr>
+              <w:jc w:val="right"/>
+            </w:pPr>
+            <w:r/>
+            <w:r>
+              <w:rPr>
+                <w:color w:val="1A1D21"/>
+                <w:sz w:val="17"/>
+              </w:rPr>
+              <w:t>13,270</w:t>
+            </w:r>
+          </w:p>
+        </w:tc>
+        <w:tc>
+          <w:tcPr>
+            <w:tcW w:type="dxa" w:w="1361"/>
+          </w:tcPr>
+          <w:p>
+            <w:pPr>
+              <w:jc w:val="right"/>
+            </w:pPr>
+            <w:r/>
+            <w:r>
+              <w:rPr>
+                <w:color w:val="1A1D21"/>
+                <w:sz w:val="17"/>
+              </w:rPr>
+              <w:t>11,364</w:t>
+            </w:r>
+          </w:p>
+        </w:tc>
+      </w:tr>
+      <w:tr>
+        <w:tc>
+          <w:tcPr>
+            <w:tcW w:type="dxa" w:w="2494"/>
+          </w:tcPr>
+          <w:p>
+            <w:r/>
+            <w:r>
+              <w:rPr>
+                <w:color w:val="1A1D21"/>
+                <w:sz w:val="17"/>
+              </w:rPr>
+              <w:t>Units sold</w:t>
+            </w:r>
+          </w:p>
+        </w:tc>
+        <w:tc>
+          <w:tcPr>
+            <w:tcW w:type="dxa" w:w="1361"/>
+          </w:tcPr>
+          <w:p>
+            <w:pPr>
+              <w:jc w:val="right"/>
+            </w:pPr>
+            <w:r/>
+            <w:r>
+              <w:rPr>
+                <w:color w:val="1A1D21"/>
+                <w:sz w:val="17"/>
+              </w:rPr>
+              <w:t>256</w:t>
+            </w:r>
+          </w:p>
+        </w:tc>
+        <w:tc>
+          <w:tcPr>
+            <w:tcW w:type="dxa" w:w="1361"/>
+          </w:tcPr>
+          <w:p>
+            <w:pPr>
+              <w:jc w:val="right"/>
+            </w:pPr>
+            <w:r/>
+            <w:r>
+              <w:rPr>
+                <w:color w:val="1A1D21"/>
+                <w:sz w:val="17"/>
+              </w:rPr>
+              <w:t>382</w:t>
+            </w:r>
+          </w:p>
+        </w:tc>
+        <w:tc>
+          <w:tcPr>
+            <w:tcW w:type="dxa" w:w="1361"/>
+          </w:tcPr>
+          <w:p>
+            <w:pPr>
+              <w:jc w:val="right"/>
+            </w:pPr>
+            <w:r/>
+            <w:r>
+              <w:rPr>
+                <w:color w:val="1A1D21"/>
+                <w:sz w:val="17"/>
+              </w:rPr>
+              <w:t>1,194</w:t>
+            </w:r>
+          </w:p>
+        </w:tc>
+        <w:tc>
+          <w:tcPr>
+            <w:tcW w:type="dxa" w:w="1361"/>
+          </w:tcPr>
+          <w:p>
+            <w:pPr>
+              <w:jc w:val="right"/>
+            </w:pPr>
+            <w:r/>
+            <w:r>
+              <w:rPr>
+                <w:color w:val="1A1D21"/>
+                <w:sz w:val="17"/>
+              </w:rPr>
+              <w:t>1,200</w:t>
+            </w:r>
+          </w:p>
+        </w:tc>
+        <w:tc>
+          <w:tcPr>
+            <w:tcW w:type="dxa" w:w="1361"/>
+          </w:tcPr>
+          <w:p>
+            <w:pPr>
+              <w:jc w:val="right"/>
+            </w:pPr>
+            <w:r/>
+            <w:r>
+              <w:rPr>
+                <w:color w:val="1A1D21"/>
+                <w:sz w:val="17"/>
+              </w:rPr>
+              <w:t>453</w:t>
+            </w:r>
+          </w:p>
+        </w:tc>
+      </w:tr>
+      <w:tr>
+        <w:tc>
+          <w:tcPr>
+            <w:tcW w:type="dxa" w:w="2494"/>
+          </w:tcPr>
+          <w:p>
+            <w:r/>
+            <w:r>
+              <w:rPr>
+                <w:color w:val="1A1D21"/>
+                <w:sz w:val="17"/>
+              </w:rPr>
+              <w:t>Price per unit (EGP mn)</w:t>
+            </w:r>
+          </w:p>
+        </w:tc>
+        <w:tc>
+          <w:tcPr>
+            <w:tcW w:type="dxa" w:w="1361"/>
+          </w:tcPr>
+          <w:p>
+            <w:pPr>
+              <w:jc w:val="right"/>
+            </w:pPr>
+            <w:r/>
+            <w:r>
+              <w:rPr>
+                <w:color w:val="1A1D21"/>
+                <w:sz w:val="17"/>
+              </w:rPr>
+              <w:t>7.61</w:t>
+            </w:r>
+          </w:p>
+        </w:tc>
+        <w:tc>
+          <w:tcPr>
+            <w:tcW w:type="dxa" w:w="1361"/>
+          </w:tcPr>
+          <w:p>
+            <w:pPr>
+              <w:jc w:val="right"/>
+            </w:pPr>
+            <w:r/>
+            <w:r>
+              <w:rPr>
+                <w:color w:val="1A1D21"/>
+                <w:sz w:val="17"/>
+              </w:rPr>
+              <w:t>7.57</w:t>
+            </w:r>
+          </w:p>
+        </w:tc>
+        <w:tc>
+          <w:tcPr>
+            <w:tcW w:type="dxa" w:w="1361"/>
+          </w:tcPr>
+          <w:p>
+            <w:pPr>
+              <w:jc w:val="right"/>
+            </w:pPr>
+            <w:r/>
+            <w:r>
+              <w:rPr>
+                <w:color w:val="1A1D21"/>
+                <w:sz w:val="17"/>
+              </w:rPr>
+              <w:t>6.08</w:t>
+            </w:r>
+          </w:p>
+        </w:tc>
+        <w:tc>
+          <w:tcPr>
+            <w:tcW w:type="dxa" w:w="1361"/>
+          </w:tcPr>
+          <w:p>
+            <w:pPr>
+              <w:jc w:val="right"/>
+            </w:pPr>
+            <w:r/>
+            <w:r>
+              <w:rPr>
+                <w:color w:val="1A1D21"/>
+                <w:sz w:val="17"/>
+              </w:rPr>
+              <w:t>11.06</w:t>
+            </w:r>
+          </w:p>
+        </w:tc>
+        <w:tc>
+          <w:tcPr>
+            <w:tcW w:type="dxa" w:w="1361"/>
+          </w:tcPr>
+          <w:p>
+            <w:pPr>
+              <w:jc w:val="right"/>
+            </w:pPr>
+            <w:r/>
+            <w:r>
+              <w:rPr>
+                <w:color w:val="1A1D21"/>
+                <w:sz w:val="17"/>
+              </w:rPr>
+              <w:t>25.09</w:t>
+            </w:r>
+          </w:p>
+        </w:tc>
+      </w:tr>
+    </w:tbl>
+    <w:p>
+      <w:pPr>
+        <w:spacing w:after="140"/>
+      </w:pPr>
+      <w:r>
+        <w:rPr>
+          <w:b w:val="0"/>
+          <w:i w:val="0"/>
+          <w:color w:val="5B6570"/>
+          <w:sz w:val="18"/>
+        </w:rPr>
+        <w:t>Carried forward at 949 units, the average of the last three disclosed years, at a starting price of EGP 25.09 million a unit, the price realised in 2024, escalated with Egyptian inflation.</w:t>
+      </w:r>
+    </w:p>
+    <w:p>
+      <w:pPr>
+        <w:spacing w:after="140"/>
+      </w:pPr>
+      <w:r>
+        <w:rPr>
+          <w:b w:val="0"/>
+          <w:i w:val="0"/>
+          <w:color w:val="1A1D21"/>
+          <w:sz w:val="20"/>
+        </w:rPr>
+        <w:t>The three regions reconcile to the group total the same release prints: for 2024, 44,570 plus 95,082 plus 11,364 is 151,016, which is the all-regions figure exactly. That reconciliation is checked in code, so a mis-read series fails loudly rather than quietly becoming a price.</w:t>
+      </w:r>
+    </w:p>
+    <w:p>
+      <w:pPr>
+        <w:spacing w:after="140"/>
+      </w:pPr>
+      <w:r>
+        <w:rPr>
+          <w:b w:val="0"/>
+          <w:i w:val="0"/>
+          <w:color w:val="1A1D21"/>
+          <w:sz w:val="20"/>
+        </w:rPr>
+        <w:t>Revenue is driven by a different quantity from new sales, and the distinction matters. A unit handed over in 2026 was contracted years earlier at that year's price, so revenue per delivered unit sits below the current selling price — EGP 21.29 million against regional prices of EGP 15.70 to 25.09 million. That gap is why the order book keeps building even as deliveries rise, and it is the single clearest fact about how this business converts sales into reported revenue.</w:t>
+      </w:r>
+    </w:p>
+    <w:p>
+      <w:pPr>
+        <w:spacing w:after="140"/>
+      </w:pPr>
+      <w:r>
+        <w:rPr>
+          <w:b w:val="0"/>
+          <w:i w:val="0"/>
+          <w:color w:val="1A1D21"/>
+          <w:sz w:val="20"/>
+        </w:rPr>
+        <w:t>What is NOT disclosed, and therefore not used: unit mix, average unit size, price per square metre and construction cost per square metre, for any project. The previous edition carried a full table of those figures across fifteen named projects. None of it is published by the company. It is not reused here, and the forecast is built at the finest level the disclosure actually supports.</w:t>
       </w:r>
     </w:p>
     <w:p>
@@ -2671,6 +6456,9 @@
         <w:gridCol w:w="2408"/>
       </w:tblGrid>
       <w:tr>
+        <w:trPr>
+          <w:tblHeader w:val="true"/>
+        </w:trPr>
         <w:tc>
           <w:tcPr>
             <w:tcW w:type="dxa" w:w="1474"/>
@@ -3015,6 +6803,9 @@
         <w:gridCol w:w="3211"/>
       </w:tblGrid>
       <w:tr>
+        <w:trPr>
+          <w:tblHeader w:val="true"/>
+        </w:trPr>
         <w:tc>
           <w:tcPr>
             <w:tcW w:type="dxa" w:w="3969"/>
@@ -3730,6 +7521,9 @@
         <w:gridCol w:w="1605"/>
       </w:tblGrid>
       <w:tr>
+        <w:trPr>
+          <w:tblHeader w:val="true"/>
+        </w:trPr>
         <w:tc>
           <w:tcPr>
             <w:tcW w:type="dxa" w:w="2494"/>
@@ -4483,6 +8277,9 @@
         <w:gridCol w:w="2408"/>
       </w:tblGrid>
       <w:tr>
+        <w:trPr>
+          <w:tblHeader w:val="true"/>
+        </w:trPr>
         <w:tc>
           <w:tcPr>
             <w:tcW w:type="dxa" w:w="2041"/>
@@ -4818,6 +8615,9 @@
         <w:gridCol w:w="3211"/>
       </w:tblGrid>
       <w:tr>
+        <w:trPr>
+          <w:tblHeader w:val="true"/>
+        </w:trPr>
         <w:tc>
           <w:tcPr>
             <w:tcW w:type="dxa" w:w="2494"/>
@@ -5230,6 +9030,9 @@
         <w:gridCol w:w="3211"/>
       </w:tblGrid>
       <w:tr>
+        <w:trPr>
+          <w:tblHeader w:val="true"/>
+        </w:trPr>
         <w:tc>
           <w:tcPr>
             <w:tcW w:type="dxa" w:w="2494"/>
@@ -5610,6 +9413,9 @@
         <w:gridCol w:w="3211"/>
       </w:tblGrid>
       <w:tr>
+        <w:trPr>
+          <w:tblHeader w:val="true"/>
+        </w:trPr>
         <w:tc>
           <w:tcPr>
             <w:tcW w:type="dxa" w:w="2154"/>
@@ -5974,6 +9780,9 @@
         <w:gridCol w:w="3211"/>
       </w:tblGrid>
       <w:tr>
+        <w:trPr>
+          <w:tblHeader w:val="true"/>
+        </w:trPr>
         <w:tc>
           <w:tcPr>
             <w:tcW w:type="dxa" w:w="2041"/>
@@ -6376,6 +10185,9 @@
         <w:gridCol w:w="2408"/>
       </w:tblGrid>
       <w:tr>
+        <w:trPr>
+          <w:tblHeader w:val="true"/>
+        </w:trPr>
         <w:tc>
           <w:tcPr>
             <w:tcW w:type="dxa" w:w="3515"/>
@@ -7108,6 +10920,9 @@
         <w:gridCol w:w="1926"/>
       </w:tblGrid>
       <w:tr>
+        <w:trPr>
+          <w:tblHeader w:val="true"/>
+        </w:trPr>
         <w:tc>
           <w:tcPr>
             <w:tcW w:type="dxa" w:w="2494"/>
@@ -7672,6 +11487,9 @@
         <w:gridCol w:w="3211"/>
       </w:tblGrid>
       <w:tr>
+        <w:trPr>
+          <w:tblHeader w:val="true"/>
+        </w:trPr>
         <w:tc>
           <w:tcPr>
             <w:tcW w:type="dxa" w:w="4195"/>
@@ -8448,6 +12266,9 @@
         <w:gridCol w:w="3211"/>
       </w:tblGrid>
       <w:tr>
+        <w:trPr>
+          <w:tblHeader w:val="true"/>
+        </w:trPr>
         <w:tc>
           <w:tcPr>
             <w:tcW w:type="dxa" w:w="2835"/>
@@ -8785,6 +12606,9 @@
         <w:gridCol w:w="1376"/>
       </w:tblGrid>
       <w:tr>
+        <w:trPr>
+          <w:tblHeader w:val="true"/>
+        </w:trPr>
         <w:tc>
           <w:tcPr>
             <w:tcW w:type="dxa" w:w="964"/>
@@ -9858,6 +13682,9 @@
         <w:gridCol w:w="3211"/>
       </w:tblGrid>
       <w:tr>
+        <w:trPr>
+          <w:tblHeader w:val="true"/>
+        </w:trPr>
         <w:tc>
           <w:tcPr>
             <w:tcW w:type="dxa" w:w="2608"/>
@@ -10162,7 +13989,7 @@
           <w:color w:val="1A1D21"/>
           <w:sz w:val="20"/>
         </w:rPr>
-        <w:t>This study is built on 69 sourced inputs. Every reported historical comes from the company's own audited statements or its own results releases. The only third-party inputs are the exogenous macroeconomic series and the market price. A full register, with the value, source, date and provenance of each input, is published in the accompanying bibliography.</w:t>
+        <w:t>This study is built on 70 sourced inputs. Every reported historical comes from the company's own audited statements or its own results releases. The only third-party inputs are the exogenous macroeconomic series and the market price. A full register, with the value, source, date and provenance of each input, is published in the accompanying bibliography.</w:t>
       </w:r>
     </w:p>
     <w:p>
@@ -10228,6 +14055,9 @@
         <w:gridCol w:w="4816"/>
       </w:tblGrid>
       <w:tr>
+        <w:trPr>
+          <w:tblHeader w:val="true"/>
+        </w:trPr>
         <w:tc>
           <w:tcPr>
             <w:tcW w:type="dxa" w:w="5102"/>
@@ -10557,6 +14387,9 @@
         <w:gridCol w:w="4816"/>
       </w:tblGrid>
       <w:tr>
+        <w:trPr>
+          <w:tblHeader w:val="true"/>
+        </w:trPr>
         <w:tc>
           <w:tcPr>
             <w:tcW w:type="dxa" w:w="5102"/>
@@ -11063,6 +14896,9 @@
         <w:gridCol w:w="1926"/>
       </w:tblGrid>
       <w:tr>
+        <w:trPr>
+          <w:tblHeader w:val="true"/>
+        </w:trPr>
         <w:tc>
           <w:tcPr>
             <w:tcW w:type="dxa" w:w="1928"/>
